--- a/docs/plantillas/informe_reconstitucion.docx
+++ b/docs/plantillas/informe_reconstitucion.docx
@@ -1,6 +1,6 @@
 
 <file path=word/document.xml><?xml version="1.0" encoding="utf-8"?>
-<w:document xmlns:wpc="http://schemas.microsoft.com/office/word/2010/wordprocessingCanvas" xmlns:cx="http://schemas.microsoft.com/office/drawing/2014/chartex" xmlns:cx1="http://schemas.microsoft.com/office/drawing/2015/9/8/chartex" xmlns:cx2="http://schemas.microsoft.com/office/drawing/2015/10/21/chartex" xmlns:cx3="http://schemas.microsoft.com/office/drawing/2016/5/9/chartex" xmlns:cx4="http://schemas.microsoft.com/office/drawing/2016/5/10/chartex" xmlns:cx5="http://schemas.microsoft.com/office/drawing/2016/5/11/chartex" xmlns:cx6="http://schemas.microsoft.com/office/drawing/2016/5/12/chartex" xmlns:cx7="http://schemas.microsoft.com/office/drawing/2016/5/13/chartex" xmlns:cx8="http://schemas.microsoft.com/office/drawing/2016/5/14/chartex" xmlns:mc="http://schemas.openxmlformats.org/markup-compatibility/2006" xmlns:aink="http://schemas.microsoft.com/office/drawing/2016/ink" xmlns:am3d="http://schemas.microsoft.com/office/drawing/2017/model3d" xmlns:o="urn:schemas-microsoft-com:office:office" xmlns:oel="http://schemas.microsoft.com/office/2019/extlst" xmlns:r="http://schemas.openxmlformats.org/officeDocument/2006/relationships" xmlns:m="http://schemas.openxmlformats.org/officeDocument/2006/math" xmlns:v="urn:schemas-microsoft-com:vml" xmlns:wp14="http://schemas.microsoft.com/office/word/2010/wordprocessingDrawing" xmlns:wp="http://schemas.openxmlformats.org/drawingml/2006/wordprocessingDrawing" xmlns:w10="urn:schemas-microsoft-com:office:word" xmlns:w="http://schemas.openxmlformats.org/wordprocessingml/2006/main" xmlns:w14="http://schemas.microsoft.com/office/word/2010/wordml" xmlns:w15="http://schemas.microsoft.com/office/word/2012/wordml" xmlns:w16cex="http://schemas.microsoft.com/office/word/2018/wordml/cex" xmlns:w16cid="http://schemas.microsoft.com/office/word/2016/wordml/cid" xmlns:w16="http://schemas.microsoft.com/office/word/2018/wordml" xmlns:w16du="http://schemas.microsoft.com/office/word/2023/wordml/word16du" xmlns:w16sdtdh="http://schemas.microsoft.com/office/word/2020/wordml/sdtdatahash" xmlns:w16se="http://schemas.microsoft.com/office/word/2015/wordml/symex" xmlns:wpg="http://schemas.microsoft.com/office/word/2010/wordprocessingGroup" xmlns:wpi="http://schemas.microsoft.com/office/word/2010/wordprocessingInk" xmlns:wne="http://schemas.microsoft.com/office/word/2006/wordml" xmlns:wps="http://schemas.microsoft.com/office/word/2010/wordprocessingShape" mc:Ignorable="w14 w15 w16se w16cid w16 w16cex w16sdtdh w16du wp14">
+<w:document xmlns:wpc="http://schemas.microsoft.com/office/word/2010/wordprocessingCanvas" xmlns:cx="http://schemas.microsoft.com/office/drawing/2014/chartex" xmlns:cx1="http://schemas.microsoft.com/office/drawing/2015/9/8/chartex" xmlns:cx2="http://schemas.microsoft.com/office/drawing/2015/10/21/chartex" xmlns:cx3="http://schemas.microsoft.com/office/drawing/2016/5/9/chartex" xmlns:cx4="http://schemas.microsoft.com/office/drawing/2016/5/10/chartex" xmlns:cx5="http://schemas.microsoft.com/office/drawing/2016/5/11/chartex" xmlns:cx6="http://schemas.microsoft.com/office/drawing/2016/5/12/chartex" xmlns:cx7="http://schemas.microsoft.com/office/drawing/2016/5/13/chartex" xmlns:cx8="http://schemas.microsoft.com/office/drawing/2016/5/14/chartex" xmlns:mc="http://schemas.openxmlformats.org/markup-compatibility/2006" xmlns:aink="http://schemas.microsoft.com/office/drawing/2016/ink" xmlns:am3d="http://schemas.microsoft.com/office/drawing/2017/model3d" xmlns:o="urn:schemas-microsoft-com:office:office" xmlns:r="http://schemas.openxmlformats.org/officeDocument/2006/relationships" xmlns:m="http://schemas.openxmlformats.org/officeDocument/2006/math" xmlns:v="urn:schemas-microsoft-com:vml" xmlns:wp14="http://schemas.microsoft.com/office/word/2010/wordprocessingDrawing" xmlns:wp="http://schemas.openxmlformats.org/drawingml/2006/wordprocessingDrawing" xmlns:w10="urn:schemas-microsoft-com:office:word" xmlns:w="http://schemas.openxmlformats.org/wordprocessingml/2006/main" xmlns:w14="http://schemas.microsoft.com/office/word/2010/wordml" xmlns:w15="http://schemas.microsoft.com/office/word/2012/wordml" xmlns:w16cex="http://schemas.microsoft.com/office/word/2018/wordml/cex" xmlns:w16cid="http://schemas.microsoft.com/office/word/2016/wordml/cid" xmlns:w16="http://schemas.microsoft.com/office/word/2018/wordml" xmlns:w16sdtdh="http://schemas.microsoft.com/office/word/2020/wordml/sdtdatahash" xmlns:w16se="http://schemas.microsoft.com/office/word/2015/wordml/symex" xmlns:wpg="http://schemas.microsoft.com/office/word/2010/wordprocessingGroup" xmlns:wpi="http://schemas.microsoft.com/office/word/2010/wordprocessingInk" xmlns:wne="http://schemas.microsoft.com/office/word/2006/wordml" xmlns:wps="http://schemas.microsoft.com/office/word/2010/wordprocessingShape" mc:Ignorable="w14 w15 w16se w16cid w16 w16cex w16sdtdh wp14">
   <w:body>
     <w:p>
       <w:pPr>
@@ -558,18 +558,7 @@
           <w:sz w:val="22"/>
           <w:szCs w:val="22"/>
         </w:rPr>
-        <w:t>(DEL SOLICITANTE)</w:t>
-      </w:r>
-      <w:r>
-        <w:rPr>
-          <w:rFonts w:ascii="Arial" w:hAnsi="Arial" w:cs="Arial"/>
-          <w:b/>
-          <w:bCs/>
-          <w:noProof/>
-          <w:sz w:val="22"/>
-          <w:szCs w:val="22"/>
-        </w:rPr>
-        <w:t xml:space="preserve"> </w:t>
+        <w:t>#dniSolicitante#</w:t>
       </w:r>
     </w:p>
     <w:p>
@@ -1425,7 +1414,7 @@
           <w:sz w:val="22"/>
           <w:szCs w:val="22"/>
         </w:rPr>
-        <w:t>#fechaDeLaSolicitud#</w:t>
+        <w:t>#fechaSolicitud#</w:t>
       </w:r>
       <w:r>
         <w:rPr>
@@ -1516,6 +1505,24 @@
       </w:r>
       <w:r>
         <w:rPr>
+          <w:sz w:val="22"/>
+          <w:szCs w:val="22"/>
+          <w:lang w:val="es-MX"/>
+        </w:rPr>
+        <w:t xml:space="preserve"> </w:t>
+      </w:r>
+      <w:r>
+        <w:rPr>
+          <w:b/>
+          <w:bCs/>
+          <w:sz w:val="22"/>
+          <w:szCs w:val="22"/>
+          <w:lang w:val="es-MX"/>
+        </w:rPr>
+        <w:t>#nomTitular#</w:t>
+      </w:r>
+      <w:r>
+        <w:rPr>
           <w:color w:val="auto"/>
           <w:sz w:val="22"/>
           <w:szCs w:val="22"/>
@@ -1524,34 +1531,10 @@
       </w:r>
       <w:r>
         <w:rPr>
-          <w:noProof/>
-          <w:sz w:val="22"/>
-          <w:szCs w:val="22"/>
-        </w:rPr>
-        <w:t>(Nombre del ciudadano</w:t>
-      </w:r>
-      <w:r>
-        <w:rPr>
-          <w:noProof/>
-          <w:sz w:val="22"/>
-          <w:szCs w:val="22"/>
-        </w:rPr>
-        <w:t>/a</w:t>
-      </w:r>
-      <w:r>
-        <w:rPr>
-          <w:noProof/>
-          <w:sz w:val="22"/>
-          <w:szCs w:val="22"/>
-        </w:rPr>
-        <w:t>)</w:t>
-      </w:r>
-      <w:r>
-        <w:rPr>
-          <w:sz w:val="22"/>
-          <w:szCs w:val="22"/>
-        </w:rPr>
-        <w:t xml:space="preserve"> requiere la </w:t>
+          <w:sz w:val="22"/>
+          <w:szCs w:val="22"/>
+        </w:rPr>
+        <w:t xml:space="preserve">requiere la </w:t>
       </w:r>
       <w:r>
         <w:rPr>
@@ -2415,20 +2398,31 @@
       <w:r>
         <w:rPr>
           <w:rFonts w:ascii="Arial" w:hAnsi="Arial" w:cs="Arial"/>
+          <w:b/>
+          <w:bCs/>
           <w:noProof/>
           <w:sz w:val="22"/>
           <w:szCs w:val="22"/>
-          <w:highlight w:val="yellow"/>
-        </w:rPr>
-        <w:t>XXXX</w:t>
-      </w:r>
-      <w:r>
-        <w:rPr>
-          <w:rFonts w:ascii="Arial" w:hAnsi="Arial" w:cs="Arial"/>
-          <w:sz w:val="22"/>
-          <w:szCs w:val="22"/>
-        </w:rPr>
-        <w:t xml:space="preserve">, adjunta como medio probatorio </w:t>
+        </w:rPr>
+        <w:t>#nomTitular#</w:t>
+      </w:r>
+      <w:r>
+        <w:rPr>
+          <w:rFonts w:ascii="Arial" w:hAnsi="Arial" w:cs="Arial"/>
+          <w:b/>
+          <w:bCs/>
+          <w:sz w:val="22"/>
+          <w:szCs w:val="22"/>
+        </w:rPr>
+        <w:t>,</w:t>
+      </w:r>
+      <w:r>
+        <w:rPr>
+          <w:rFonts w:ascii="Arial" w:hAnsi="Arial" w:cs="Arial"/>
+          <w:sz w:val="22"/>
+          <w:szCs w:val="22"/>
+        </w:rPr>
+        <w:t xml:space="preserve"> adjunta como medio probatorio </w:t>
       </w:r>
       <w:r>
         <w:rPr>
@@ -2842,35 +2836,39 @@
           <w:szCs w:val="22"/>
           <w:lang w:val="es-PE"/>
         </w:rPr>
-        <w:t xml:space="preserve"> (</w:t>
-      </w:r>
-      <w:r>
-        <w:rPr>
-          <w:rFonts w:ascii="Arial" w:hAnsi="Arial" w:cs="Arial"/>
-          <w:b/>
-          <w:bCs/>
-          <w:sz w:val="22"/>
-          <w:szCs w:val="22"/>
-        </w:rPr>
-        <w:t>DESCRIPCIÓN</w:t>
-      </w:r>
-      <w:r>
-        <w:rPr>
-          <w:rFonts w:ascii="Arial" w:hAnsi="Arial" w:cs="Arial"/>
-          <w:b/>
-          <w:bCs/>
-          <w:sz w:val="22"/>
-          <w:szCs w:val="22"/>
-        </w:rPr>
-        <w:t xml:space="preserve"> DEL ACTA</w:t>
-      </w:r>
-      <w:r>
-        <w:rPr>
-          <w:rFonts w:ascii="Arial" w:hAnsi="Arial" w:cs="Arial"/>
-          <w:b/>
-          <w:bCs/>
-          <w:sz w:val="22"/>
-          <w:szCs w:val="22"/>
+        <w:t xml:space="preserve"> </w:t>
+      </w:r>
+      <w:r>
+        <w:rPr>
+          <w:rFonts w:ascii="Arial" w:hAnsi="Arial" w:cs="Arial"/>
+          <w:b/>
+          <w:bCs/>
+          <w:sz w:val="22"/>
+          <w:szCs w:val="22"/>
+          <w:highlight w:val="yellow"/>
+          <w:lang w:val="es-PE"/>
+        </w:rPr>
+        <w:t>(</w:t>
+      </w:r>
+      <w:r>
+        <w:rPr>
+          <w:rFonts w:ascii="Arial" w:hAnsi="Arial" w:cs="Arial"/>
+          <w:b/>
+          <w:bCs/>
+          <w:sz w:val="22"/>
+          <w:szCs w:val="22"/>
+          <w:highlight w:val="yellow"/>
+        </w:rPr>
+        <w:t>DESCRIPCIÓN DEL ACTA</w:t>
+      </w:r>
+      <w:r>
+        <w:rPr>
+          <w:rFonts w:ascii="Arial" w:hAnsi="Arial" w:cs="Arial"/>
+          <w:b/>
+          <w:bCs/>
+          <w:sz w:val="22"/>
+          <w:szCs w:val="22"/>
+          <w:highlight w:val="yellow"/>
         </w:rPr>
         <w:t>).</w:t>
       </w:r>
@@ -4885,7 +4883,7 @@
 </file>
 
 <file path=word/endnotes.xml><?xml version="1.0" encoding="utf-8"?>
-<w:endnotes xmlns:wpc="http://schemas.microsoft.com/office/word/2010/wordprocessingCanvas" xmlns:cx="http://schemas.microsoft.com/office/drawing/2014/chartex" xmlns:cx1="http://schemas.microsoft.com/office/drawing/2015/9/8/chartex" xmlns:cx2="http://schemas.microsoft.com/office/drawing/2015/10/21/chartex" xmlns:cx3="http://schemas.microsoft.com/office/drawing/2016/5/9/chartex" xmlns:cx4="http://schemas.microsoft.com/office/drawing/2016/5/10/chartex" xmlns:cx5="http://schemas.microsoft.com/office/drawing/2016/5/11/chartex" xmlns:cx6="http://schemas.microsoft.com/office/drawing/2016/5/12/chartex" xmlns:cx7="http://schemas.microsoft.com/office/drawing/2016/5/13/chartex" xmlns:cx8="http://schemas.microsoft.com/office/drawing/2016/5/14/chartex" xmlns:mc="http://schemas.openxmlformats.org/markup-compatibility/2006" xmlns:aink="http://schemas.microsoft.com/office/drawing/2016/ink" xmlns:am3d="http://schemas.microsoft.com/office/drawing/2017/model3d" xmlns:o="urn:schemas-microsoft-com:office:office" xmlns:oel="http://schemas.microsoft.com/office/2019/extlst" xmlns:r="http://schemas.openxmlformats.org/officeDocument/2006/relationships" xmlns:m="http://schemas.openxmlformats.org/officeDocument/2006/math" xmlns:v="urn:schemas-microsoft-com:vml" xmlns:wp14="http://schemas.microsoft.com/office/word/2010/wordprocessingDrawing" xmlns:wp="http://schemas.openxmlformats.org/drawingml/2006/wordprocessingDrawing" xmlns:w10="urn:schemas-microsoft-com:office:word" xmlns:w="http://schemas.openxmlformats.org/wordprocessingml/2006/main" xmlns:w14="http://schemas.microsoft.com/office/word/2010/wordml" xmlns:w15="http://schemas.microsoft.com/office/word/2012/wordml" xmlns:w16cex="http://schemas.microsoft.com/office/word/2018/wordml/cex" xmlns:w16cid="http://schemas.microsoft.com/office/word/2016/wordml/cid" xmlns:w16="http://schemas.microsoft.com/office/word/2018/wordml" xmlns:w16du="http://schemas.microsoft.com/office/word/2023/wordml/word16du" xmlns:w16sdtdh="http://schemas.microsoft.com/office/word/2020/wordml/sdtdatahash" xmlns:w16se="http://schemas.microsoft.com/office/word/2015/wordml/symex" xmlns:wpg="http://schemas.microsoft.com/office/word/2010/wordprocessingGroup" xmlns:wpi="http://schemas.microsoft.com/office/word/2010/wordprocessingInk" xmlns:wne="http://schemas.microsoft.com/office/word/2006/wordml" xmlns:wps="http://schemas.microsoft.com/office/word/2010/wordprocessingShape" mc:Ignorable="w14 w15 w16se w16cid w16 w16cex w16sdtdh w16du wp14">
+<w:endnotes xmlns:wpc="http://schemas.microsoft.com/office/word/2010/wordprocessingCanvas" xmlns:cx="http://schemas.microsoft.com/office/drawing/2014/chartex" xmlns:cx1="http://schemas.microsoft.com/office/drawing/2015/9/8/chartex" xmlns:cx2="http://schemas.microsoft.com/office/drawing/2015/10/21/chartex" xmlns:cx3="http://schemas.microsoft.com/office/drawing/2016/5/9/chartex" xmlns:cx4="http://schemas.microsoft.com/office/drawing/2016/5/10/chartex" xmlns:cx5="http://schemas.microsoft.com/office/drawing/2016/5/11/chartex" xmlns:cx6="http://schemas.microsoft.com/office/drawing/2016/5/12/chartex" xmlns:cx7="http://schemas.microsoft.com/office/drawing/2016/5/13/chartex" xmlns:cx8="http://schemas.microsoft.com/office/drawing/2016/5/14/chartex" xmlns:mc="http://schemas.openxmlformats.org/markup-compatibility/2006" xmlns:aink="http://schemas.microsoft.com/office/drawing/2016/ink" xmlns:am3d="http://schemas.microsoft.com/office/drawing/2017/model3d" xmlns:o="urn:schemas-microsoft-com:office:office" xmlns:r="http://schemas.openxmlformats.org/officeDocument/2006/relationships" xmlns:m="http://schemas.openxmlformats.org/officeDocument/2006/math" xmlns:v="urn:schemas-microsoft-com:vml" xmlns:wp14="http://schemas.microsoft.com/office/word/2010/wordprocessingDrawing" xmlns:wp="http://schemas.openxmlformats.org/drawingml/2006/wordprocessingDrawing" xmlns:w10="urn:schemas-microsoft-com:office:word" xmlns:w="http://schemas.openxmlformats.org/wordprocessingml/2006/main" xmlns:w14="http://schemas.microsoft.com/office/word/2010/wordml" xmlns:w15="http://schemas.microsoft.com/office/word/2012/wordml" xmlns:w16cex="http://schemas.microsoft.com/office/word/2018/wordml/cex" xmlns:w16cid="http://schemas.microsoft.com/office/word/2016/wordml/cid" xmlns:w16="http://schemas.microsoft.com/office/word/2018/wordml" xmlns:w16sdtdh="http://schemas.microsoft.com/office/word/2020/wordml/sdtdatahash" xmlns:w16se="http://schemas.microsoft.com/office/word/2015/wordml/symex" xmlns:wpg="http://schemas.microsoft.com/office/word/2010/wordprocessingGroup" xmlns:wpi="http://schemas.microsoft.com/office/word/2010/wordprocessingInk" xmlns:wne="http://schemas.microsoft.com/office/word/2006/wordml" xmlns:wps="http://schemas.microsoft.com/office/word/2010/wordprocessingShape" mc:Ignorable="w14 w15 w16se w16cid w16 w16cex w16sdtdh wp14">
   <w:endnote w:type="separator" w:id="-1">
     <w:p>
       <w:r>
@@ -4904,7 +4902,7 @@
 </file>
 
 <file path=word/footer1.xml><?xml version="1.0" encoding="utf-8"?>
-<w:ftr xmlns:wpc="http://schemas.microsoft.com/office/word/2010/wordprocessingCanvas" xmlns:cx="http://schemas.microsoft.com/office/drawing/2014/chartex" xmlns:cx1="http://schemas.microsoft.com/office/drawing/2015/9/8/chartex" xmlns:cx2="http://schemas.microsoft.com/office/drawing/2015/10/21/chartex" xmlns:cx3="http://schemas.microsoft.com/office/drawing/2016/5/9/chartex" xmlns:cx4="http://schemas.microsoft.com/office/drawing/2016/5/10/chartex" xmlns:cx5="http://schemas.microsoft.com/office/drawing/2016/5/11/chartex" xmlns:cx6="http://schemas.microsoft.com/office/drawing/2016/5/12/chartex" xmlns:cx7="http://schemas.microsoft.com/office/drawing/2016/5/13/chartex" xmlns:cx8="http://schemas.microsoft.com/office/drawing/2016/5/14/chartex" xmlns:mc="http://schemas.openxmlformats.org/markup-compatibility/2006" xmlns:aink="http://schemas.microsoft.com/office/drawing/2016/ink" xmlns:am3d="http://schemas.microsoft.com/office/drawing/2017/model3d" xmlns:o="urn:schemas-microsoft-com:office:office" xmlns:oel="http://schemas.microsoft.com/office/2019/extlst" xmlns:r="http://schemas.openxmlformats.org/officeDocument/2006/relationships" xmlns:m="http://schemas.openxmlformats.org/officeDocument/2006/math" xmlns:v="urn:schemas-microsoft-com:vml" xmlns:wp14="http://schemas.microsoft.com/office/word/2010/wordprocessingDrawing" xmlns:wp="http://schemas.openxmlformats.org/drawingml/2006/wordprocessingDrawing" xmlns:w10="urn:schemas-microsoft-com:office:word" xmlns:w="http://schemas.openxmlformats.org/wordprocessingml/2006/main" xmlns:w14="http://schemas.microsoft.com/office/word/2010/wordml" xmlns:w15="http://schemas.microsoft.com/office/word/2012/wordml" xmlns:w16cex="http://schemas.microsoft.com/office/word/2018/wordml/cex" xmlns:w16cid="http://schemas.microsoft.com/office/word/2016/wordml/cid" xmlns:w16="http://schemas.microsoft.com/office/word/2018/wordml" xmlns:w16du="http://schemas.microsoft.com/office/word/2023/wordml/word16du" xmlns:w16sdtdh="http://schemas.microsoft.com/office/word/2020/wordml/sdtdatahash" xmlns:w16se="http://schemas.microsoft.com/office/word/2015/wordml/symex" xmlns:wpg="http://schemas.microsoft.com/office/word/2010/wordprocessingGroup" xmlns:wpi="http://schemas.microsoft.com/office/word/2010/wordprocessingInk" xmlns:wne="http://schemas.microsoft.com/office/word/2006/wordml" xmlns:wps="http://schemas.microsoft.com/office/word/2010/wordprocessingShape" mc:Ignorable="w14 w15 w16se w16cid w16 w16cex w16sdtdh w16du wp14">
+<w:ftr xmlns:wpc="http://schemas.microsoft.com/office/word/2010/wordprocessingCanvas" xmlns:cx="http://schemas.microsoft.com/office/drawing/2014/chartex" xmlns:cx1="http://schemas.microsoft.com/office/drawing/2015/9/8/chartex" xmlns:cx2="http://schemas.microsoft.com/office/drawing/2015/10/21/chartex" xmlns:cx3="http://schemas.microsoft.com/office/drawing/2016/5/9/chartex" xmlns:cx4="http://schemas.microsoft.com/office/drawing/2016/5/10/chartex" xmlns:cx5="http://schemas.microsoft.com/office/drawing/2016/5/11/chartex" xmlns:cx6="http://schemas.microsoft.com/office/drawing/2016/5/12/chartex" xmlns:cx7="http://schemas.microsoft.com/office/drawing/2016/5/13/chartex" xmlns:cx8="http://schemas.microsoft.com/office/drawing/2016/5/14/chartex" xmlns:mc="http://schemas.openxmlformats.org/markup-compatibility/2006" xmlns:aink="http://schemas.microsoft.com/office/drawing/2016/ink" xmlns:am3d="http://schemas.microsoft.com/office/drawing/2017/model3d" xmlns:o="urn:schemas-microsoft-com:office:office" xmlns:r="http://schemas.openxmlformats.org/officeDocument/2006/relationships" xmlns:m="http://schemas.openxmlformats.org/officeDocument/2006/math" xmlns:v="urn:schemas-microsoft-com:vml" xmlns:wp14="http://schemas.microsoft.com/office/word/2010/wordprocessingDrawing" xmlns:wp="http://schemas.openxmlformats.org/drawingml/2006/wordprocessingDrawing" xmlns:w10="urn:schemas-microsoft-com:office:word" xmlns:w="http://schemas.openxmlformats.org/wordprocessingml/2006/main" xmlns:w14="http://schemas.microsoft.com/office/word/2010/wordml" xmlns:w15="http://schemas.microsoft.com/office/word/2012/wordml" xmlns:w16cex="http://schemas.microsoft.com/office/word/2018/wordml/cex" xmlns:w16cid="http://schemas.microsoft.com/office/word/2016/wordml/cid" xmlns:w16="http://schemas.microsoft.com/office/word/2018/wordml" xmlns:w16sdtdh="http://schemas.microsoft.com/office/word/2020/wordml/sdtdatahash" xmlns:w16se="http://schemas.microsoft.com/office/word/2015/wordml/symex" xmlns:wpg="http://schemas.microsoft.com/office/word/2010/wordprocessingGroup" xmlns:wpi="http://schemas.microsoft.com/office/word/2010/wordprocessingInk" xmlns:wne="http://schemas.microsoft.com/office/word/2006/wordml" xmlns:wps="http://schemas.microsoft.com/office/word/2010/wordprocessingShape" mc:Ignorable="w14 w15 w16se w16cid w16 w16cex w16sdtdh wp14">
   <w:p>
     <w:pPr>
       <w:pStyle w:val="Piedepgina"/>
@@ -4942,7 +4940,7 @@
 </file>
 
 <file path=word/footer2.xml><?xml version="1.0" encoding="utf-8"?>
-<w:ftr xmlns:wpc="http://schemas.microsoft.com/office/word/2010/wordprocessingCanvas" xmlns:cx="http://schemas.microsoft.com/office/drawing/2014/chartex" xmlns:cx1="http://schemas.microsoft.com/office/drawing/2015/9/8/chartex" xmlns:cx2="http://schemas.microsoft.com/office/drawing/2015/10/21/chartex" xmlns:cx3="http://schemas.microsoft.com/office/drawing/2016/5/9/chartex" xmlns:cx4="http://schemas.microsoft.com/office/drawing/2016/5/10/chartex" xmlns:cx5="http://schemas.microsoft.com/office/drawing/2016/5/11/chartex" xmlns:cx6="http://schemas.microsoft.com/office/drawing/2016/5/12/chartex" xmlns:cx7="http://schemas.microsoft.com/office/drawing/2016/5/13/chartex" xmlns:cx8="http://schemas.microsoft.com/office/drawing/2016/5/14/chartex" xmlns:mc="http://schemas.openxmlformats.org/markup-compatibility/2006" xmlns:aink="http://schemas.microsoft.com/office/drawing/2016/ink" xmlns:am3d="http://schemas.microsoft.com/office/drawing/2017/model3d" xmlns:o="urn:schemas-microsoft-com:office:office" xmlns:oel="http://schemas.microsoft.com/office/2019/extlst" xmlns:r="http://schemas.openxmlformats.org/officeDocument/2006/relationships" xmlns:m="http://schemas.openxmlformats.org/officeDocument/2006/math" xmlns:v="urn:schemas-microsoft-com:vml" xmlns:wp14="http://schemas.microsoft.com/office/word/2010/wordprocessingDrawing" xmlns:wp="http://schemas.openxmlformats.org/drawingml/2006/wordprocessingDrawing" xmlns:w10="urn:schemas-microsoft-com:office:word" xmlns:w="http://schemas.openxmlformats.org/wordprocessingml/2006/main" xmlns:w14="http://schemas.microsoft.com/office/word/2010/wordml" xmlns:w15="http://schemas.microsoft.com/office/word/2012/wordml" xmlns:w16cex="http://schemas.microsoft.com/office/word/2018/wordml/cex" xmlns:w16cid="http://schemas.microsoft.com/office/word/2016/wordml/cid" xmlns:w16="http://schemas.microsoft.com/office/word/2018/wordml" xmlns:w16du="http://schemas.microsoft.com/office/word/2023/wordml/word16du" xmlns:w16sdtdh="http://schemas.microsoft.com/office/word/2020/wordml/sdtdatahash" xmlns:w16se="http://schemas.microsoft.com/office/word/2015/wordml/symex" xmlns:wpg="http://schemas.microsoft.com/office/word/2010/wordprocessingGroup" xmlns:wpi="http://schemas.microsoft.com/office/word/2010/wordprocessingInk" xmlns:wne="http://schemas.microsoft.com/office/word/2006/wordml" xmlns:wps="http://schemas.microsoft.com/office/word/2010/wordprocessingShape" mc:Ignorable="w14 w15 w16se w16cid w16 w16cex w16sdtdh w16du wp14">
+<w:ftr xmlns:wpc="http://schemas.microsoft.com/office/word/2010/wordprocessingCanvas" xmlns:cx="http://schemas.microsoft.com/office/drawing/2014/chartex" xmlns:cx1="http://schemas.microsoft.com/office/drawing/2015/9/8/chartex" xmlns:cx2="http://schemas.microsoft.com/office/drawing/2015/10/21/chartex" xmlns:cx3="http://schemas.microsoft.com/office/drawing/2016/5/9/chartex" xmlns:cx4="http://schemas.microsoft.com/office/drawing/2016/5/10/chartex" xmlns:cx5="http://schemas.microsoft.com/office/drawing/2016/5/11/chartex" xmlns:cx6="http://schemas.microsoft.com/office/drawing/2016/5/12/chartex" xmlns:cx7="http://schemas.microsoft.com/office/drawing/2016/5/13/chartex" xmlns:cx8="http://schemas.microsoft.com/office/drawing/2016/5/14/chartex" xmlns:mc="http://schemas.openxmlformats.org/markup-compatibility/2006" xmlns:aink="http://schemas.microsoft.com/office/drawing/2016/ink" xmlns:am3d="http://schemas.microsoft.com/office/drawing/2017/model3d" xmlns:o="urn:schemas-microsoft-com:office:office" xmlns:r="http://schemas.openxmlformats.org/officeDocument/2006/relationships" xmlns:m="http://schemas.openxmlformats.org/officeDocument/2006/math" xmlns:v="urn:schemas-microsoft-com:vml" xmlns:wp14="http://schemas.microsoft.com/office/word/2010/wordprocessingDrawing" xmlns:wp="http://schemas.openxmlformats.org/drawingml/2006/wordprocessingDrawing" xmlns:w10="urn:schemas-microsoft-com:office:word" xmlns:w="http://schemas.openxmlformats.org/wordprocessingml/2006/main" xmlns:w14="http://schemas.microsoft.com/office/word/2010/wordml" xmlns:w15="http://schemas.microsoft.com/office/word/2012/wordml" xmlns:w16cex="http://schemas.microsoft.com/office/word/2018/wordml/cex" xmlns:w16cid="http://schemas.microsoft.com/office/word/2016/wordml/cid" xmlns:w16="http://schemas.microsoft.com/office/word/2018/wordml" xmlns:w16sdtdh="http://schemas.microsoft.com/office/word/2020/wordml/sdtdatahash" xmlns:w16se="http://schemas.microsoft.com/office/word/2015/wordml/symex" xmlns:wpg="http://schemas.microsoft.com/office/word/2010/wordprocessingGroup" xmlns:wpi="http://schemas.microsoft.com/office/word/2010/wordprocessingInk" xmlns:wne="http://schemas.microsoft.com/office/word/2006/wordml" xmlns:wps="http://schemas.microsoft.com/office/word/2010/wordprocessingShape" mc:Ignorable="w14 w15 w16se w16cid w16 w16cex w16sdtdh wp14">
   <w:p>
     <w:pPr>
       <w:pStyle w:val="Piedepgina"/>
@@ -5011,7 +5009,7 @@
 </file>
 
 <file path=word/footnotes.xml><?xml version="1.0" encoding="utf-8"?>
-<w:footnotes xmlns:wpc="http://schemas.microsoft.com/office/word/2010/wordprocessingCanvas" xmlns:cx="http://schemas.microsoft.com/office/drawing/2014/chartex" xmlns:cx1="http://schemas.microsoft.com/office/drawing/2015/9/8/chartex" xmlns:cx2="http://schemas.microsoft.com/office/drawing/2015/10/21/chartex" xmlns:cx3="http://schemas.microsoft.com/office/drawing/2016/5/9/chartex" xmlns:cx4="http://schemas.microsoft.com/office/drawing/2016/5/10/chartex" xmlns:cx5="http://schemas.microsoft.com/office/drawing/2016/5/11/chartex" xmlns:cx6="http://schemas.microsoft.com/office/drawing/2016/5/12/chartex" xmlns:cx7="http://schemas.microsoft.com/office/drawing/2016/5/13/chartex" xmlns:cx8="http://schemas.microsoft.com/office/drawing/2016/5/14/chartex" xmlns:mc="http://schemas.openxmlformats.org/markup-compatibility/2006" xmlns:aink="http://schemas.microsoft.com/office/drawing/2016/ink" xmlns:am3d="http://schemas.microsoft.com/office/drawing/2017/model3d" xmlns:o="urn:schemas-microsoft-com:office:office" xmlns:oel="http://schemas.microsoft.com/office/2019/extlst" xmlns:r="http://schemas.openxmlformats.org/officeDocument/2006/relationships" xmlns:m="http://schemas.openxmlformats.org/officeDocument/2006/math" xmlns:v="urn:schemas-microsoft-com:vml" xmlns:wp14="http://schemas.microsoft.com/office/word/2010/wordprocessingDrawing" xmlns:wp="http://schemas.openxmlformats.org/drawingml/2006/wordprocessingDrawing" xmlns:w10="urn:schemas-microsoft-com:office:word" xmlns:w="http://schemas.openxmlformats.org/wordprocessingml/2006/main" xmlns:w14="http://schemas.microsoft.com/office/word/2010/wordml" xmlns:w15="http://schemas.microsoft.com/office/word/2012/wordml" xmlns:w16cex="http://schemas.microsoft.com/office/word/2018/wordml/cex" xmlns:w16cid="http://schemas.microsoft.com/office/word/2016/wordml/cid" xmlns:w16="http://schemas.microsoft.com/office/word/2018/wordml" xmlns:w16du="http://schemas.microsoft.com/office/word/2023/wordml/word16du" xmlns:w16sdtdh="http://schemas.microsoft.com/office/word/2020/wordml/sdtdatahash" xmlns:w16se="http://schemas.microsoft.com/office/word/2015/wordml/symex" xmlns:wpg="http://schemas.microsoft.com/office/word/2010/wordprocessingGroup" xmlns:wpi="http://schemas.microsoft.com/office/word/2010/wordprocessingInk" xmlns:wne="http://schemas.microsoft.com/office/word/2006/wordml" xmlns:wps="http://schemas.microsoft.com/office/word/2010/wordprocessingShape" mc:Ignorable="w14 w15 w16se w16cid w16 w16cex w16sdtdh w16du wp14">
+<w:footnotes xmlns:wpc="http://schemas.microsoft.com/office/word/2010/wordprocessingCanvas" xmlns:cx="http://schemas.microsoft.com/office/drawing/2014/chartex" xmlns:cx1="http://schemas.microsoft.com/office/drawing/2015/9/8/chartex" xmlns:cx2="http://schemas.microsoft.com/office/drawing/2015/10/21/chartex" xmlns:cx3="http://schemas.microsoft.com/office/drawing/2016/5/9/chartex" xmlns:cx4="http://schemas.microsoft.com/office/drawing/2016/5/10/chartex" xmlns:cx5="http://schemas.microsoft.com/office/drawing/2016/5/11/chartex" xmlns:cx6="http://schemas.microsoft.com/office/drawing/2016/5/12/chartex" xmlns:cx7="http://schemas.microsoft.com/office/drawing/2016/5/13/chartex" xmlns:cx8="http://schemas.microsoft.com/office/drawing/2016/5/14/chartex" xmlns:mc="http://schemas.openxmlformats.org/markup-compatibility/2006" xmlns:aink="http://schemas.microsoft.com/office/drawing/2016/ink" xmlns:am3d="http://schemas.microsoft.com/office/drawing/2017/model3d" xmlns:o="urn:schemas-microsoft-com:office:office" xmlns:r="http://schemas.openxmlformats.org/officeDocument/2006/relationships" xmlns:m="http://schemas.openxmlformats.org/officeDocument/2006/math" xmlns:v="urn:schemas-microsoft-com:vml" xmlns:wp14="http://schemas.microsoft.com/office/word/2010/wordprocessingDrawing" xmlns:wp="http://schemas.openxmlformats.org/drawingml/2006/wordprocessingDrawing" xmlns:w10="urn:schemas-microsoft-com:office:word" xmlns:w="http://schemas.openxmlformats.org/wordprocessingml/2006/main" xmlns:w14="http://schemas.microsoft.com/office/word/2010/wordml" xmlns:w15="http://schemas.microsoft.com/office/word/2012/wordml" xmlns:w16cex="http://schemas.microsoft.com/office/word/2018/wordml/cex" xmlns:w16cid="http://schemas.microsoft.com/office/word/2016/wordml/cid" xmlns:w16="http://schemas.microsoft.com/office/word/2018/wordml" xmlns:w16sdtdh="http://schemas.microsoft.com/office/word/2020/wordml/sdtdatahash" xmlns:w16se="http://schemas.microsoft.com/office/word/2015/wordml/symex" xmlns:wpg="http://schemas.microsoft.com/office/word/2010/wordprocessingGroup" xmlns:wpi="http://schemas.microsoft.com/office/word/2010/wordprocessingInk" xmlns:wne="http://schemas.microsoft.com/office/word/2006/wordml" xmlns:wps="http://schemas.microsoft.com/office/word/2010/wordprocessingShape" mc:Ignorable="w14 w15 w16se w16cid w16 w16cex w16sdtdh wp14">
   <w:footnote w:type="separator" w:id="-1">
     <w:p>
       <w:r>
@@ -5030,7 +5028,7 @@
 </file>
 
 <file path=word/header1.xml><?xml version="1.0" encoding="utf-8"?>
-<w:hdr xmlns:wpc="http://schemas.microsoft.com/office/word/2010/wordprocessingCanvas" xmlns:cx="http://schemas.microsoft.com/office/drawing/2014/chartex" xmlns:cx1="http://schemas.microsoft.com/office/drawing/2015/9/8/chartex" xmlns:cx2="http://schemas.microsoft.com/office/drawing/2015/10/21/chartex" xmlns:cx3="http://schemas.microsoft.com/office/drawing/2016/5/9/chartex" xmlns:cx4="http://schemas.microsoft.com/office/drawing/2016/5/10/chartex" xmlns:cx5="http://schemas.microsoft.com/office/drawing/2016/5/11/chartex" xmlns:cx6="http://schemas.microsoft.com/office/drawing/2016/5/12/chartex" xmlns:cx7="http://schemas.microsoft.com/office/drawing/2016/5/13/chartex" xmlns:cx8="http://schemas.microsoft.com/office/drawing/2016/5/14/chartex" xmlns:mc="http://schemas.openxmlformats.org/markup-compatibility/2006" xmlns:aink="http://schemas.microsoft.com/office/drawing/2016/ink" xmlns:am3d="http://schemas.microsoft.com/office/drawing/2017/model3d" xmlns:o="urn:schemas-microsoft-com:office:office" xmlns:oel="http://schemas.microsoft.com/office/2019/extlst" xmlns:r="http://schemas.openxmlformats.org/officeDocument/2006/relationships" xmlns:m="http://schemas.openxmlformats.org/officeDocument/2006/math" xmlns:v="urn:schemas-microsoft-com:vml" xmlns:wp14="http://schemas.microsoft.com/office/word/2010/wordprocessingDrawing" xmlns:wp="http://schemas.openxmlformats.org/drawingml/2006/wordprocessingDrawing" xmlns:w10="urn:schemas-microsoft-com:office:word" xmlns:w="http://schemas.openxmlformats.org/wordprocessingml/2006/main" xmlns:w14="http://schemas.microsoft.com/office/word/2010/wordml" xmlns:w15="http://schemas.microsoft.com/office/word/2012/wordml" xmlns:w16cex="http://schemas.microsoft.com/office/word/2018/wordml/cex" xmlns:w16cid="http://schemas.microsoft.com/office/word/2016/wordml/cid" xmlns:w16="http://schemas.microsoft.com/office/word/2018/wordml" xmlns:w16du="http://schemas.microsoft.com/office/word/2023/wordml/word16du" xmlns:w16sdtdh="http://schemas.microsoft.com/office/word/2020/wordml/sdtdatahash" xmlns:w16se="http://schemas.microsoft.com/office/word/2015/wordml/symex" xmlns:wpg="http://schemas.microsoft.com/office/word/2010/wordprocessingGroup" xmlns:wpi="http://schemas.microsoft.com/office/word/2010/wordprocessingInk" xmlns:wne="http://schemas.microsoft.com/office/word/2006/wordml" xmlns:wps="http://schemas.microsoft.com/office/word/2010/wordprocessingShape" mc:Ignorable="w14 w15 w16se w16cid w16 w16cex w16sdtdh w16du wp14">
+<w:hdr xmlns:wpc="http://schemas.microsoft.com/office/word/2010/wordprocessingCanvas" xmlns:cx="http://schemas.microsoft.com/office/drawing/2014/chartex" xmlns:cx1="http://schemas.microsoft.com/office/drawing/2015/9/8/chartex" xmlns:cx2="http://schemas.microsoft.com/office/drawing/2015/10/21/chartex" xmlns:cx3="http://schemas.microsoft.com/office/drawing/2016/5/9/chartex" xmlns:cx4="http://schemas.microsoft.com/office/drawing/2016/5/10/chartex" xmlns:cx5="http://schemas.microsoft.com/office/drawing/2016/5/11/chartex" xmlns:cx6="http://schemas.microsoft.com/office/drawing/2016/5/12/chartex" xmlns:cx7="http://schemas.microsoft.com/office/drawing/2016/5/13/chartex" xmlns:cx8="http://schemas.microsoft.com/office/drawing/2016/5/14/chartex" xmlns:mc="http://schemas.openxmlformats.org/markup-compatibility/2006" xmlns:aink="http://schemas.microsoft.com/office/drawing/2016/ink" xmlns:am3d="http://schemas.microsoft.com/office/drawing/2017/model3d" xmlns:o="urn:schemas-microsoft-com:office:office" xmlns:r="http://schemas.openxmlformats.org/officeDocument/2006/relationships" xmlns:m="http://schemas.openxmlformats.org/officeDocument/2006/math" xmlns:v="urn:schemas-microsoft-com:vml" xmlns:wp14="http://schemas.microsoft.com/office/word/2010/wordprocessingDrawing" xmlns:wp="http://schemas.openxmlformats.org/drawingml/2006/wordprocessingDrawing" xmlns:w10="urn:schemas-microsoft-com:office:word" xmlns:w="http://schemas.openxmlformats.org/wordprocessingml/2006/main" xmlns:w14="http://schemas.microsoft.com/office/word/2010/wordml" xmlns:w15="http://schemas.microsoft.com/office/word/2012/wordml" xmlns:w16cex="http://schemas.microsoft.com/office/word/2018/wordml/cex" xmlns:w16cid="http://schemas.microsoft.com/office/word/2016/wordml/cid" xmlns:w16="http://schemas.microsoft.com/office/word/2018/wordml" xmlns:w16sdtdh="http://schemas.microsoft.com/office/word/2020/wordml/sdtdatahash" xmlns:w16se="http://schemas.microsoft.com/office/word/2015/wordml/symex" xmlns:wpg="http://schemas.microsoft.com/office/word/2010/wordprocessingGroup" xmlns:wpi="http://schemas.microsoft.com/office/word/2010/wordprocessingInk" xmlns:wne="http://schemas.microsoft.com/office/word/2006/wordml" xmlns:wps="http://schemas.microsoft.com/office/word/2010/wordprocessingShape" mc:Ignorable="w14 w15 w16se w16cid w16 w16cex w16sdtdh wp14">
   <w:p>
     <w:pPr>
       <w:pStyle w:val="Encabezado"/>
@@ -5097,7 +5095,7 @@
 </file>
 
 <file path=word/header2.xml><?xml version="1.0" encoding="utf-8"?>
-<w:hdr xmlns:wpc="http://schemas.microsoft.com/office/word/2010/wordprocessingCanvas" xmlns:cx="http://schemas.microsoft.com/office/drawing/2014/chartex" xmlns:cx1="http://schemas.microsoft.com/office/drawing/2015/9/8/chartex" xmlns:cx2="http://schemas.microsoft.com/office/drawing/2015/10/21/chartex" xmlns:cx3="http://schemas.microsoft.com/office/drawing/2016/5/9/chartex" xmlns:cx4="http://schemas.microsoft.com/office/drawing/2016/5/10/chartex" xmlns:cx5="http://schemas.microsoft.com/office/drawing/2016/5/11/chartex" xmlns:cx6="http://schemas.microsoft.com/office/drawing/2016/5/12/chartex" xmlns:cx7="http://schemas.microsoft.com/office/drawing/2016/5/13/chartex" xmlns:cx8="http://schemas.microsoft.com/office/drawing/2016/5/14/chartex" xmlns:mc="http://schemas.openxmlformats.org/markup-compatibility/2006" xmlns:aink="http://schemas.microsoft.com/office/drawing/2016/ink" xmlns:am3d="http://schemas.microsoft.com/office/drawing/2017/model3d" xmlns:o="urn:schemas-microsoft-com:office:office" xmlns:oel="http://schemas.microsoft.com/office/2019/extlst" xmlns:r="http://schemas.openxmlformats.org/officeDocument/2006/relationships" xmlns:m="http://schemas.openxmlformats.org/officeDocument/2006/math" xmlns:v="urn:schemas-microsoft-com:vml" xmlns:wp14="http://schemas.microsoft.com/office/word/2010/wordprocessingDrawing" xmlns:wp="http://schemas.openxmlformats.org/drawingml/2006/wordprocessingDrawing" xmlns:w10="urn:schemas-microsoft-com:office:word" xmlns:w="http://schemas.openxmlformats.org/wordprocessingml/2006/main" xmlns:w14="http://schemas.microsoft.com/office/word/2010/wordml" xmlns:w15="http://schemas.microsoft.com/office/word/2012/wordml" xmlns:w16cex="http://schemas.microsoft.com/office/word/2018/wordml/cex" xmlns:w16cid="http://schemas.microsoft.com/office/word/2016/wordml/cid" xmlns:w16="http://schemas.microsoft.com/office/word/2018/wordml" xmlns:w16du="http://schemas.microsoft.com/office/word/2023/wordml/word16du" xmlns:w16sdtdh="http://schemas.microsoft.com/office/word/2020/wordml/sdtdatahash" xmlns:w16se="http://schemas.microsoft.com/office/word/2015/wordml/symex" xmlns:wpg="http://schemas.microsoft.com/office/word/2010/wordprocessingGroup" xmlns:wpi="http://schemas.microsoft.com/office/word/2010/wordprocessingInk" xmlns:wne="http://schemas.microsoft.com/office/word/2006/wordml" xmlns:wps="http://schemas.microsoft.com/office/word/2010/wordprocessingShape" mc:Ignorable="w14 w15 w16se w16cid w16 w16cex w16sdtdh w16du wp14">
+<w:hdr xmlns:wpc="http://schemas.microsoft.com/office/word/2010/wordprocessingCanvas" xmlns:cx="http://schemas.microsoft.com/office/drawing/2014/chartex" xmlns:cx1="http://schemas.microsoft.com/office/drawing/2015/9/8/chartex" xmlns:cx2="http://schemas.microsoft.com/office/drawing/2015/10/21/chartex" xmlns:cx3="http://schemas.microsoft.com/office/drawing/2016/5/9/chartex" xmlns:cx4="http://schemas.microsoft.com/office/drawing/2016/5/10/chartex" xmlns:cx5="http://schemas.microsoft.com/office/drawing/2016/5/11/chartex" xmlns:cx6="http://schemas.microsoft.com/office/drawing/2016/5/12/chartex" xmlns:cx7="http://schemas.microsoft.com/office/drawing/2016/5/13/chartex" xmlns:cx8="http://schemas.microsoft.com/office/drawing/2016/5/14/chartex" xmlns:mc="http://schemas.openxmlformats.org/markup-compatibility/2006" xmlns:aink="http://schemas.microsoft.com/office/drawing/2016/ink" xmlns:am3d="http://schemas.microsoft.com/office/drawing/2017/model3d" xmlns:o="urn:schemas-microsoft-com:office:office" xmlns:r="http://schemas.openxmlformats.org/officeDocument/2006/relationships" xmlns:m="http://schemas.openxmlformats.org/officeDocument/2006/math" xmlns:v="urn:schemas-microsoft-com:vml" xmlns:wp14="http://schemas.microsoft.com/office/word/2010/wordprocessingDrawing" xmlns:wp="http://schemas.openxmlformats.org/drawingml/2006/wordprocessingDrawing" xmlns:w10="urn:schemas-microsoft-com:office:word" xmlns:w="http://schemas.openxmlformats.org/wordprocessingml/2006/main" xmlns:w14="http://schemas.microsoft.com/office/word/2010/wordml" xmlns:w15="http://schemas.microsoft.com/office/word/2012/wordml" xmlns:w16cex="http://schemas.microsoft.com/office/word/2018/wordml/cex" xmlns:w16cid="http://schemas.microsoft.com/office/word/2016/wordml/cid" xmlns:w16="http://schemas.microsoft.com/office/word/2018/wordml" xmlns:w16sdtdh="http://schemas.microsoft.com/office/word/2020/wordml/sdtdatahash" xmlns:w16se="http://schemas.microsoft.com/office/word/2015/wordml/symex" xmlns:wpg="http://schemas.microsoft.com/office/word/2010/wordprocessingGroup" xmlns:wpi="http://schemas.microsoft.com/office/word/2010/wordprocessingInk" xmlns:wne="http://schemas.microsoft.com/office/word/2006/wordml" xmlns:wps="http://schemas.microsoft.com/office/word/2010/wordprocessingShape" mc:Ignorable="w14 w15 w16se w16cid w16 w16cex w16sdtdh wp14">
   <w:p>
     <w:pPr>
       <w:pStyle w:val="Encabezado"/>
@@ -5164,7 +5162,7 @@
 </file>
 
 <file path=word/numbering.xml><?xml version="1.0" encoding="utf-8"?>
-<w:numbering xmlns:wpc="http://schemas.microsoft.com/office/word/2010/wordprocessingCanvas" xmlns:cx="http://schemas.microsoft.com/office/drawing/2014/chartex" xmlns:cx1="http://schemas.microsoft.com/office/drawing/2015/9/8/chartex" xmlns:cx2="http://schemas.microsoft.com/office/drawing/2015/10/21/chartex" xmlns:cx3="http://schemas.microsoft.com/office/drawing/2016/5/9/chartex" xmlns:cx4="http://schemas.microsoft.com/office/drawing/2016/5/10/chartex" xmlns:cx5="http://schemas.microsoft.com/office/drawing/2016/5/11/chartex" xmlns:cx6="http://schemas.microsoft.com/office/drawing/2016/5/12/chartex" xmlns:cx7="http://schemas.microsoft.com/office/drawing/2016/5/13/chartex" xmlns:cx8="http://schemas.microsoft.com/office/drawing/2016/5/14/chartex" xmlns:mc="http://schemas.openxmlformats.org/markup-compatibility/2006" xmlns:aink="http://schemas.microsoft.com/office/drawing/2016/ink" xmlns:am3d="http://schemas.microsoft.com/office/drawing/2017/model3d" xmlns:o="urn:schemas-microsoft-com:office:office" xmlns:oel="http://schemas.microsoft.com/office/2019/extlst" xmlns:r="http://schemas.openxmlformats.org/officeDocument/2006/relationships" xmlns:m="http://schemas.openxmlformats.org/officeDocument/2006/math" xmlns:v="urn:schemas-microsoft-com:vml" xmlns:wp14="http://schemas.microsoft.com/office/word/2010/wordprocessingDrawing" xmlns:wp="http://schemas.openxmlformats.org/drawingml/2006/wordprocessingDrawing" xmlns:w10="urn:schemas-microsoft-com:office:word" xmlns:w="http://schemas.openxmlformats.org/wordprocessingml/2006/main" xmlns:w14="http://schemas.microsoft.com/office/word/2010/wordml" xmlns:w15="http://schemas.microsoft.com/office/word/2012/wordml" xmlns:w16cex="http://schemas.microsoft.com/office/word/2018/wordml/cex" xmlns:w16cid="http://schemas.microsoft.com/office/word/2016/wordml/cid" xmlns:w16="http://schemas.microsoft.com/office/word/2018/wordml" xmlns:w16du="http://schemas.microsoft.com/office/word/2023/wordml/word16du" xmlns:w16sdtdh="http://schemas.microsoft.com/office/word/2020/wordml/sdtdatahash" xmlns:w16se="http://schemas.microsoft.com/office/word/2015/wordml/symex" xmlns:wpg="http://schemas.microsoft.com/office/word/2010/wordprocessingGroup" xmlns:wpi="http://schemas.microsoft.com/office/word/2010/wordprocessingInk" xmlns:wne="http://schemas.microsoft.com/office/word/2006/wordml" xmlns:wps="http://schemas.microsoft.com/office/word/2010/wordprocessingShape" mc:Ignorable="w14 w15 w16se w16cid w16 w16cex w16sdtdh w16du wp14">
+<w:numbering xmlns:wpc="http://schemas.microsoft.com/office/word/2010/wordprocessingCanvas" xmlns:cx="http://schemas.microsoft.com/office/drawing/2014/chartex" xmlns:cx1="http://schemas.microsoft.com/office/drawing/2015/9/8/chartex" xmlns:cx2="http://schemas.microsoft.com/office/drawing/2015/10/21/chartex" xmlns:cx3="http://schemas.microsoft.com/office/drawing/2016/5/9/chartex" xmlns:cx4="http://schemas.microsoft.com/office/drawing/2016/5/10/chartex" xmlns:cx5="http://schemas.microsoft.com/office/drawing/2016/5/11/chartex" xmlns:cx6="http://schemas.microsoft.com/office/drawing/2016/5/12/chartex" xmlns:cx7="http://schemas.microsoft.com/office/drawing/2016/5/13/chartex" xmlns:cx8="http://schemas.microsoft.com/office/drawing/2016/5/14/chartex" xmlns:mc="http://schemas.openxmlformats.org/markup-compatibility/2006" xmlns:aink="http://schemas.microsoft.com/office/drawing/2016/ink" xmlns:am3d="http://schemas.microsoft.com/office/drawing/2017/model3d" xmlns:o="urn:schemas-microsoft-com:office:office" xmlns:r="http://schemas.openxmlformats.org/officeDocument/2006/relationships" xmlns:m="http://schemas.openxmlformats.org/officeDocument/2006/math" xmlns:v="urn:schemas-microsoft-com:vml" xmlns:wp14="http://schemas.microsoft.com/office/word/2010/wordprocessingDrawing" xmlns:wp="http://schemas.openxmlformats.org/drawingml/2006/wordprocessingDrawing" xmlns:w10="urn:schemas-microsoft-com:office:word" xmlns:w="http://schemas.openxmlformats.org/wordprocessingml/2006/main" xmlns:w14="http://schemas.microsoft.com/office/word/2010/wordml" xmlns:w15="http://schemas.microsoft.com/office/word/2012/wordml" xmlns:w16cex="http://schemas.microsoft.com/office/word/2018/wordml/cex" xmlns:w16cid="http://schemas.microsoft.com/office/word/2016/wordml/cid" xmlns:w16="http://schemas.microsoft.com/office/word/2018/wordml" xmlns:w16sdtdh="http://schemas.microsoft.com/office/word/2020/wordml/sdtdatahash" xmlns:w16se="http://schemas.microsoft.com/office/word/2015/wordml/symex" xmlns:wpg="http://schemas.microsoft.com/office/word/2010/wordprocessingGroup" xmlns:wpi="http://schemas.microsoft.com/office/word/2010/wordprocessingInk" xmlns:wne="http://schemas.microsoft.com/office/word/2006/wordml" xmlns:wps="http://schemas.microsoft.com/office/word/2010/wordprocessingShape" mc:Ignorable="w14 w15 w16se w16cid w16 w16cex w16sdtdh wp14">
   <w:abstractNum w:abstractNumId="0" w15:restartNumberingAfterBreak="0">
     <w:nsid w:val="001C53CA"/>
     <w:multiLevelType w:val="multilevel"/>
@@ -6389,41 +6387,41 @@
       </w:rPr>
     </w:lvl>
   </w:abstractNum>
-  <w:num w:numId="1" w16cid:durableId="1419672252">
+  <w:num w:numId="1">
     <w:abstractNumId w:val="3"/>
   </w:num>
-  <w:num w:numId="2" w16cid:durableId="809713815">
+  <w:num w:numId="2">
     <w:abstractNumId w:val="9"/>
   </w:num>
-  <w:num w:numId="3" w16cid:durableId="51972375">
+  <w:num w:numId="3">
     <w:abstractNumId w:val="6"/>
   </w:num>
-  <w:num w:numId="4" w16cid:durableId="244068859">
+  <w:num w:numId="4">
     <w:abstractNumId w:val="8"/>
   </w:num>
-  <w:num w:numId="5" w16cid:durableId="989141314">
+  <w:num w:numId="5">
     <w:abstractNumId w:val="5"/>
   </w:num>
-  <w:num w:numId="6" w16cid:durableId="195704606">
+  <w:num w:numId="6">
     <w:abstractNumId w:val="2"/>
   </w:num>
-  <w:num w:numId="7" w16cid:durableId="970940624">
+  <w:num w:numId="7">
     <w:abstractNumId w:val="4"/>
   </w:num>
-  <w:num w:numId="8" w16cid:durableId="1956793076">
+  <w:num w:numId="8">
     <w:abstractNumId w:val="1"/>
   </w:num>
-  <w:num w:numId="9" w16cid:durableId="1571186510">
+  <w:num w:numId="9">
     <w:abstractNumId w:val="7"/>
   </w:num>
-  <w:num w:numId="10" w16cid:durableId="2140611548">
+  <w:num w:numId="10">
     <w:abstractNumId w:val="0"/>
   </w:num>
 </w:numbering>
 </file>
 
 <file path=word/styles.xml><?xml version="1.0" encoding="utf-8"?>
-<w:styles xmlns:mc="http://schemas.openxmlformats.org/markup-compatibility/2006" xmlns:r="http://schemas.openxmlformats.org/officeDocument/2006/relationships" xmlns:w="http://schemas.openxmlformats.org/wordprocessingml/2006/main" xmlns:w14="http://schemas.microsoft.com/office/word/2010/wordml" xmlns:w15="http://schemas.microsoft.com/office/word/2012/wordml" xmlns:w16cex="http://schemas.microsoft.com/office/word/2018/wordml/cex" xmlns:w16cid="http://schemas.microsoft.com/office/word/2016/wordml/cid" xmlns:w16="http://schemas.microsoft.com/office/word/2018/wordml" xmlns:w16du="http://schemas.microsoft.com/office/word/2023/wordml/word16du" xmlns:w16sdtdh="http://schemas.microsoft.com/office/word/2020/wordml/sdtdatahash" xmlns:w16se="http://schemas.microsoft.com/office/word/2015/wordml/symex" mc:Ignorable="w14 w15 w16se w16cid w16 w16cex w16sdtdh w16du">
+<w:styles xmlns:mc="http://schemas.openxmlformats.org/markup-compatibility/2006" xmlns:r="http://schemas.openxmlformats.org/officeDocument/2006/relationships" xmlns:w="http://schemas.openxmlformats.org/wordprocessingml/2006/main" xmlns:w14="http://schemas.microsoft.com/office/word/2010/wordml" xmlns:w15="http://schemas.microsoft.com/office/word/2012/wordml" xmlns:w16cex="http://schemas.microsoft.com/office/word/2018/wordml/cex" xmlns:w16cid="http://schemas.microsoft.com/office/word/2016/wordml/cid" xmlns:w16="http://schemas.microsoft.com/office/word/2018/wordml" xmlns:w16sdtdh="http://schemas.microsoft.com/office/word/2020/wordml/sdtdatahash" xmlns:w16se="http://schemas.microsoft.com/office/word/2015/wordml/symex" mc:Ignorable="w14 w15 w16se w16cid w16 w16cex w16sdtdh">
   <w:docDefaults>
     <w:rPrDefault>
       <w:rPr>

--- a/docs/plantillas/informe_reconstitucion.docx
+++ b/docs/plantillas/informe_reconstitucion.docx
@@ -1,6 +1,6 @@
 
 <file path=word/document.xml><?xml version="1.0" encoding="utf-8"?>
-<w:document xmlns:wpc="http://schemas.microsoft.com/office/word/2010/wordprocessingCanvas" xmlns:cx="http://schemas.microsoft.com/office/drawing/2014/chartex" xmlns:cx1="http://schemas.microsoft.com/office/drawing/2015/9/8/chartex" xmlns:cx2="http://schemas.microsoft.com/office/drawing/2015/10/21/chartex" xmlns:cx3="http://schemas.microsoft.com/office/drawing/2016/5/9/chartex" xmlns:cx4="http://schemas.microsoft.com/office/drawing/2016/5/10/chartex" xmlns:cx5="http://schemas.microsoft.com/office/drawing/2016/5/11/chartex" xmlns:cx6="http://schemas.microsoft.com/office/drawing/2016/5/12/chartex" xmlns:cx7="http://schemas.microsoft.com/office/drawing/2016/5/13/chartex" xmlns:cx8="http://schemas.microsoft.com/office/drawing/2016/5/14/chartex" xmlns:mc="http://schemas.openxmlformats.org/markup-compatibility/2006" xmlns:aink="http://schemas.microsoft.com/office/drawing/2016/ink" xmlns:am3d="http://schemas.microsoft.com/office/drawing/2017/model3d" xmlns:o="urn:schemas-microsoft-com:office:office" xmlns:r="http://schemas.openxmlformats.org/officeDocument/2006/relationships" xmlns:m="http://schemas.openxmlformats.org/officeDocument/2006/math" xmlns:v="urn:schemas-microsoft-com:vml" xmlns:wp14="http://schemas.microsoft.com/office/word/2010/wordprocessingDrawing" xmlns:wp="http://schemas.openxmlformats.org/drawingml/2006/wordprocessingDrawing" xmlns:w10="urn:schemas-microsoft-com:office:word" xmlns:w="http://schemas.openxmlformats.org/wordprocessingml/2006/main" xmlns:w14="http://schemas.microsoft.com/office/word/2010/wordml" xmlns:w15="http://schemas.microsoft.com/office/word/2012/wordml" xmlns:w16cex="http://schemas.microsoft.com/office/word/2018/wordml/cex" xmlns:w16cid="http://schemas.microsoft.com/office/word/2016/wordml/cid" xmlns:w16="http://schemas.microsoft.com/office/word/2018/wordml" xmlns:w16sdtdh="http://schemas.microsoft.com/office/word/2020/wordml/sdtdatahash" xmlns:w16se="http://schemas.microsoft.com/office/word/2015/wordml/symex" xmlns:wpg="http://schemas.microsoft.com/office/word/2010/wordprocessingGroup" xmlns:wpi="http://schemas.microsoft.com/office/word/2010/wordprocessingInk" xmlns:wne="http://schemas.microsoft.com/office/word/2006/wordml" xmlns:wps="http://schemas.microsoft.com/office/word/2010/wordprocessingShape" mc:Ignorable="w14 w15 w16se w16cid w16 w16cex w16sdtdh wp14">
+<w:document xmlns:wpc="http://schemas.microsoft.com/office/word/2010/wordprocessingCanvas" xmlns:cx="http://schemas.microsoft.com/office/drawing/2014/chartex" xmlns:cx1="http://schemas.microsoft.com/office/drawing/2015/9/8/chartex" xmlns:cx2="http://schemas.microsoft.com/office/drawing/2015/10/21/chartex" xmlns:cx3="http://schemas.microsoft.com/office/drawing/2016/5/9/chartex" xmlns:cx4="http://schemas.microsoft.com/office/drawing/2016/5/10/chartex" xmlns:cx5="http://schemas.microsoft.com/office/drawing/2016/5/11/chartex" xmlns:cx6="http://schemas.microsoft.com/office/drawing/2016/5/12/chartex" xmlns:cx7="http://schemas.microsoft.com/office/drawing/2016/5/13/chartex" xmlns:cx8="http://schemas.microsoft.com/office/drawing/2016/5/14/chartex" xmlns:mc="http://schemas.openxmlformats.org/markup-compatibility/2006" xmlns:aink="http://schemas.microsoft.com/office/drawing/2016/ink" xmlns:am3d="http://schemas.microsoft.com/office/drawing/2017/model3d" xmlns:o="urn:schemas-microsoft-com:office:office" xmlns:oel="http://schemas.microsoft.com/office/2019/extlst" xmlns:r="http://schemas.openxmlformats.org/officeDocument/2006/relationships" xmlns:m="http://schemas.openxmlformats.org/officeDocument/2006/math" xmlns:v="urn:schemas-microsoft-com:vml" xmlns:wp14="http://schemas.microsoft.com/office/word/2010/wordprocessingDrawing" xmlns:wp="http://schemas.openxmlformats.org/drawingml/2006/wordprocessingDrawing" xmlns:w10="urn:schemas-microsoft-com:office:word" xmlns:w="http://schemas.openxmlformats.org/wordprocessingml/2006/main" xmlns:w14="http://schemas.microsoft.com/office/word/2010/wordml" xmlns:w15="http://schemas.microsoft.com/office/word/2012/wordml" xmlns:w16cex="http://schemas.microsoft.com/office/word/2018/wordml/cex" xmlns:w16cid="http://schemas.microsoft.com/office/word/2016/wordml/cid" xmlns:w16="http://schemas.microsoft.com/office/word/2018/wordml" xmlns:w16du="http://schemas.microsoft.com/office/word/2023/wordml/word16du" xmlns:w16sdtdh="http://schemas.microsoft.com/office/word/2020/wordml/sdtdatahash" xmlns:w16se="http://schemas.microsoft.com/office/word/2015/wordml/symex" xmlns:wpg="http://schemas.microsoft.com/office/word/2010/wordprocessingGroup" xmlns:wpi="http://schemas.microsoft.com/office/word/2010/wordprocessingInk" xmlns:wne="http://schemas.microsoft.com/office/word/2006/wordml" xmlns:wps="http://schemas.microsoft.com/office/word/2010/wordprocessingShape" mc:Ignorable="w14 w15 w16se w16cid w16 w16cex w16sdtdh w16du wp14">
   <w:body>
     <w:p>
       <w:pPr>
@@ -317,7 +317,18 @@
           <w:sz w:val="22"/>
           <w:szCs w:val="22"/>
         </w:rPr>
-        <w:t xml:space="preserve">        </w:t>
+        <w:t xml:space="preserve">     </w:t>
+      </w:r>
+      <w:proofErr w:type="gramStart"/>
+      <w:r>
+        <w:rPr>
+          <w:rFonts w:ascii="Arial" w:hAnsi="Arial" w:cs="Arial"/>
+          <w:b/>
+          <w:bCs/>
+          <w:sz w:val="22"/>
+          <w:szCs w:val="22"/>
+        </w:rPr>
+        <w:t xml:space="preserve">   </w:t>
       </w:r>
       <w:r>
         <w:rPr>
@@ -328,7 +339,19 @@
           <w:sz w:val="22"/>
           <w:szCs w:val="22"/>
         </w:rPr>
-        <w:t>(nombre)</w:t>
+        <w:t>(</w:t>
+      </w:r>
+      <w:proofErr w:type="gramEnd"/>
+      <w:r>
+        <w:rPr>
+          <w:rFonts w:ascii="Arial" w:hAnsi="Arial" w:cs="Arial"/>
+          <w:b/>
+          <w:bCs/>
+          <w:noProof/>
+          <w:sz w:val="22"/>
+          <w:szCs w:val="22"/>
+        </w:rPr>
+        <w:t>nombre)</w:t>
       </w:r>
     </w:p>
     <w:p>
@@ -406,7 +429,18 @@
           <w:sz w:val="22"/>
           <w:szCs w:val="22"/>
         </w:rPr>
-        <w:t xml:space="preserve">          </w:t>
+        <w:t xml:space="preserve">        </w:t>
+      </w:r>
+      <w:proofErr w:type="gramStart"/>
+      <w:r>
+        <w:rPr>
+          <w:rFonts w:ascii="Arial" w:hAnsi="Arial" w:cs="Arial"/>
+          <w:b/>
+          <w:bCs/>
+          <w:sz w:val="22"/>
+          <w:szCs w:val="22"/>
+        </w:rPr>
+        <w:t xml:space="preserve">  </w:t>
       </w:r>
       <w:r>
         <w:rPr>
@@ -418,6 +452,7 @@
         </w:rPr>
         <w:t>:</w:t>
       </w:r>
+      <w:proofErr w:type="gramEnd"/>
       <w:r>
         <w:rPr>
           <w:rFonts w:ascii="Arial" w:hAnsi="Arial" w:cs="Arial"/>
@@ -543,11 +578,22 @@
       <w:r>
         <w:rPr>
           <w:rFonts w:ascii="Arial" w:hAnsi="Arial" w:cs="Arial"/>
+          <w:b/>
+          <w:bCs/>
           <w:noProof/>
           <w:sz w:val="22"/>
           <w:szCs w:val="22"/>
         </w:rPr>
-        <w:t xml:space="preserve">DNI Nº </w:t>
+        <w:t>#tipoDocSolicitante#</w:t>
+      </w:r>
+      <w:r>
+        <w:rPr>
+          <w:rFonts w:ascii="Arial" w:hAnsi="Arial" w:cs="Arial"/>
+          <w:noProof/>
+          <w:sz w:val="22"/>
+          <w:szCs w:val="22"/>
+        </w:rPr>
+        <w:t xml:space="preserve"> Nº </w:t>
       </w:r>
       <w:r>
         <w:rPr>
@@ -604,7 +650,18 @@
           <w:sz w:val="22"/>
           <w:szCs w:val="22"/>
         </w:rPr>
-        <w:t xml:space="preserve">    </w:t>
+        <w:t xml:space="preserve">  </w:t>
+      </w:r>
+      <w:proofErr w:type="gramStart"/>
+      <w:r>
+        <w:rPr>
+          <w:rFonts w:ascii="Arial" w:hAnsi="Arial" w:cs="Arial"/>
+          <w:b/>
+          <w:bCs/>
+          <w:sz w:val="22"/>
+          <w:szCs w:val="22"/>
+        </w:rPr>
+        <w:t xml:space="preserve">  </w:t>
       </w:r>
       <w:r>
         <w:rPr>
@@ -616,6 +673,7 @@
         </w:rPr>
         <w:t>:</w:t>
       </w:r>
+      <w:proofErr w:type="gramEnd"/>
       <w:r>
         <w:rPr>
           <w:rFonts w:ascii="Arial" w:hAnsi="Arial" w:cs="Arial"/>
@@ -1519,7 +1577,27 @@
           <w:szCs w:val="22"/>
           <w:lang w:val="es-MX"/>
         </w:rPr>
-        <w:t>#nomTitular#</w:t>
+        <w:t>#nom</w:t>
+      </w:r>
+      <w:r>
+        <w:rPr>
+          <w:b/>
+          <w:bCs/>
+          <w:sz w:val="22"/>
+          <w:szCs w:val="22"/>
+          <w:lang w:val="es-MX"/>
+        </w:rPr>
+        <w:t>Solicitante</w:t>
+      </w:r>
+      <w:r>
+        <w:rPr>
+          <w:b/>
+          <w:bCs/>
+          <w:sz w:val="22"/>
+          <w:szCs w:val="22"/>
+          <w:lang w:val="es-MX"/>
+        </w:rPr>
+        <w:t>#</w:t>
       </w:r>
       <w:r>
         <w:rPr>
@@ -2107,6 +2185,7 @@
       </w:pPr>
       <w:bookmarkStart w:id="23" w:name="_Hlk208573907"/>
       <w:bookmarkEnd w:id="22"/>
+      <w:proofErr w:type="gramStart"/>
       <w:r>
         <w:rPr>
           <w:rFonts w:ascii="Arial" w:hAnsi="Arial" w:cs="Arial"/>
@@ -2145,7 +2224,16 @@
           <w:sz w:val="22"/>
           <w:szCs w:val="22"/>
         </w:rPr>
-        <w:t xml:space="preserve"> a la legitimidad, se </w:t>
+        <w:t xml:space="preserve"> a</w:t>
+      </w:r>
+      <w:proofErr w:type="gramEnd"/>
+      <w:r>
+        <w:rPr>
+          <w:rFonts w:ascii="Arial" w:hAnsi="Arial" w:cs="Arial"/>
+          <w:sz w:val="22"/>
+          <w:szCs w:val="22"/>
+        </w:rPr>
+        <w:t xml:space="preserve"> la legitimidad, se </w:t>
       </w:r>
       <w:r>
         <w:rPr>
@@ -2273,7 +2361,16 @@
           <w:sz w:val="22"/>
           <w:szCs w:val="22"/>
         </w:rPr>
-        <w:t xml:space="preserve">, materia de reconstitución, </w:t>
+        <w:t xml:space="preserve">, materia </w:t>
+      </w:r>
+      <w:r>
+        <w:rPr>
+          <w:rFonts w:ascii="Arial" w:hAnsi="Arial" w:cs="Arial"/>
+          <w:sz w:val="22"/>
+          <w:szCs w:val="22"/>
+        </w:rPr>
+        <w:lastRenderedPageBreak/>
+        <w:t xml:space="preserve">de reconstitución, </w:t>
       </w:r>
       <w:r>
         <w:rPr>
@@ -2318,13 +2415,23 @@
         </w:rPr>
         <w:t>numeral 7.3.6.1 de la D</w:t>
       </w:r>
-      <w:r>
-        <w:rPr>
-          <w:rFonts w:ascii="Arial" w:hAnsi="Arial" w:cs="Arial"/>
-          <w:sz w:val="22"/>
-          <w:szCs w:val="22"/>
-        </w:rPr>
-        <w:t>irectiva DI-008-DRC/001.</w:t>
+      <w:proofErr w:type="spellStart"/>
+      <w:r>
+        <w:rPr>
+          <w:rFonts w:ascii="Arial" w:hAnsi="Arial" w:cs="Arial"/>
+          <w:sz w:val="22"/>
+          <w:szCs w:val="22"/>
+        </w:rPr>
+        <w:t>irectiva</w:t>
+      </w:r>
+      <w:proofErr w:type="spellEnd"/>
+      <w:r>
+        <w:rPr>
+          <w:rFonts w:ascii="Arial" w:hAnsi="Arial" w:cs="Arial"/>
+          <w:sz w:val="22"/>
+          <w:szCs w:val="22"/>
+        </w:rPr>
+        <w:t xml:space="preserve"> DI-008-DRC/001.</w:t>
       </w:r>
     </w:p>
     <w:bookmarkEnd w:id="23"/>
@@ -2350,7 +2457,6 @@
           <w:sz w:val="22"/>
           <w:szCs w:val="22"/>
         </w:rPr>
-        <w:lastRenderedPageBreak/>
         <w:t>El</w:t>
       </w:r>
       <w:r>
@@ -2404,7 +2510,29 @@
           <w:sz w:val="22"/>
           <w:szCs w:val="22"/>
         </w:rPr>
-        <w:t>#nomTitular#</w:t>
+        <w:t>#nom</w:t>
+      </w:r>
+      <w:r>
+        <w:rPr>
+          <w:rFonts w:ascii="Arial" w:hAnsi="Arial" w:cs="Arial"/>
+          <w:b/>
+          <w:bCs/>
+          <w:noProof/>
+          <w:sz w:val="22"/>
+          <w:szCs w:val="22"/>
+        </w:rPr>
+        <w:t>Solicitante</w:t>
+      </w:r>
+      <w:r>
+        <w:rPr>
+          <w:rFonts w:ascii="Arial" w:hAnsi="Arial" w:cs="Arial"/>
+          <w:b/>
+          <w:bCs/>
+          <w:noProof/>
+          <w:sz w:val="22"/>
+          <w:szCs w:val="22"/>
+        </w:rPr>
+        <w:t>#</w:t>
       </w:r>
       <w:r>
         <w:rPr>
@@ -2505,13 +2633,23 @@
         </w:rPr>
         <w:t xml:space="preserve"> la D</w:t>
       </w:r>
-      <w:r>
-        <w:rPr>
-          <w:rFonts w:ascii="Arial" w:hAnsi="Arial" w:cs="Arial"/>
-          <w:sz w:val="22"/>
-          <w:szCs w:val="22"/>
-        </w:rPr>
-        <w:t>irectiva DI-008-DRC/001</w:t>
+      <w:proofErr w:type="spellStart"/>
+      <w:r>
+        <w:rPr>
+          <w:rFonts w:ascii="Arial" w:hAnsi="Arial" w:cs="Arial"/>
+          <w:sz w:val="22"/>
+          <w:szCs w:val="22"/>
+        </w:rPr>
+        <w:t>irectiva</w:t>
+      </w:r>
+      <w:proofErr w:type="spellEnd"/>
+      <w:r>
+        <w:rPr>
+          <w:rFonts w:ascii="Arial" w:hAnsi="Arial" w:cs="Arial"/>
+          <w:sz w:val="22"/>
+          <w:szCs w:val="22"/>
+        </w:rPr>
+        <w:t xml:space="preserve"> DI-008-DRC/001</w:t>
       </w:r>
       <w:r>
         <w:rPr>
@@ -3264,8 +3402,9 @@
           <w:szCs w:val="22"/>
           <w:lang w:val="es-PE" w:eastAsia="en-US"/>
         </w:rPr>
-        <w:t>redactar de acuerdo al supuesto que se adec</w:t>
-      </w:r>
+        <w:t xml:space="preserve">redactar </w:t>
+      </w:r>
+      <w:proofErr w:type="gramStart"/>
       <w:r>
         <w:rPr>
           <w:rFonts w:ascii="Arial" w:eastAsiaTheme="minorHAnsi" w:hAnsi="Arial" w:cs="Arial"/>
@@ -3275,6 +3414,29 @@
           <w:szCs w:val="22"/>
           <w:lang w:val="es-PE" w:eastAsia="en-US"/>
         </w:rPr>
+        <w:t>de acuerdo al</w:t>
+      </w:r>
+      <w:proofErr w:type="gramEnd"/>
+      <w:r>
+        <w:rPr>
+          <w:rFonts w:ascii="Arial" w:eastAsiaTheme="minorHAnsi" w:hAnsi="Arial" w:cs="Arial"/>
+          <w:b/>
+          <w:bCs/>
+          <w:sz w:val="22"/>
+          <w:szCs w:val="22"/>
+          <w:lang w:val="es-PE" w:eastAsia="en-US"/>
+        </w:rPr>
+        <w:t xml:space="preserve"> supuesto que se adec</w:t>
+      </w:r>
+      <w:r>
+        <w:rPr>
+          <w:rFonts w:ascii="Arial" w:eastAsiaTheme="minorHAnsi" w:hAnsi="Arial" w:cs="Arial"/>
+          <w:b/>
+          <w:bCs/>
+          <w:sz w:val="22"/>
+          <w:szCs w:val="22"/>
+          <w:lang w:val="es-PE" w:eastAsia="en-US"/>
+        </w:rPr>
         <w:t>u</w:t>
       </w:r>
       <w:r>
@@ -3288,6 +3450,7 @@
         </w:rPr>
         <w:t xml:space="preserve">a la cancelación según lo establecido en el </w:t>
       </w:r>
+      <w:proofErr w:type="spellStart"/>
       <w:r>
         <w:rPr>
           <w:rFonts w:ascii="Arial" w:eastAsiaTheme="minorHAnsi" w:hAnsi="Arial" w:cs="Arial"/>
@@ -3308,7 +3471,19 @@
           <w:szCs w:val="22"/>
           <w:lang w:val="es-PE" w:eastAsia="en-US"/>
         </w:rPr>
-        <w:t>numeral 7.3.</w:t>
+        <w:t>numeral</w:t>
+      </w:r>
+      <w:proofErr w:type="spellEnd"/>
+      <w:r>
+        <w:rPr>
+          <w:rFonts w:ascii="Arial" w:eastAsiaTheme="minorHAnsi" w:hAnsi="Arial" w:cs="Arial"/>
+          <w:b/>
+          <w:bCs/>
+          <w:sz w:val="22"/>
+          <w:szCs w:val="22"/>
+          <w:lang w:val="es-PE" w:eastAsia="en-US"/>
+        </w:rPr>
+        <w:t xml:space="preserve"> 7.3.</w:t>
       </w:r>
       <w:r>
         <w:rPr>
@@ -3645,15 +3820,7 @@
           <w:sz w:val="22"/>
           <w:szCs w:val="22"/>
         </w:rPr>
-        <w:t>PROCEDENTE O IMPROCEDENTE</w:t>
-      </w:r>
-      <w:r>
-        <w:rPr>
-          <w:rFonts w:ascii="Arial" w:hAnsi="Arial" w:cs="Arial"/>
-          <w:sz w:val="22"/>
-          <w:szCs w:val="22"/>
-        </w:rPr>
-        <w:t xml:space="preserve"> </w:t>
+        <w:t>#resAnalisis#</w:t>
       </w:r>
     </w:p>
     <w:p>
@@ -4331,19 +4498,30 @@
           <w:spacing w:val="2"/>
           <w:sz w:val="22"/>
           <w:szCs w:val="22"/>
-          <w:highlight w:val="yellow"/>
-        </w:rPr>
-        <w:t>XXXX</w:t>
-      </w:r>
-      <w:r>
-        <w:rPr>
-          <w:rFonts w:ascii="Arial" w:hAnsi="Arial" w:cs="Arial"/>
+        </w:rPr>
+        <w:t>#resAnalisis#</w:t>
+      </w:r>
+      <w:r>
+        <w:rPr>
+          <w:rFonts w:ascii="Arial" w:hAnsi="Arial" w:cs="Arial"/>
+          <w:b/>
+          <w:bCs/>
           <w:iCs/>
           <w:spacing w:val="2"/>
           <w:sz w:val="22"/>
           <w:szCs w:val="22"/>
         </w:rPr>
-        <w:t xml:space="preserve"> la solicitud de </w:t>
+        <w:t xml:space="preserve"> </w:t>
+      </w:r>
+      <w:r>
+        <w:rPr>
+          <w:rFonts w:ascii="Arial" w:hAnsi="Arial" w:cs="Arial"/>
+          <w:iCs/>
+          <w:spacing w:val="2"/>
+          <w:sz w:val="22"/>
+          <w:szCs w:val="22"/>
+        </w:rPr>
+        <w:t xml:space="preserve">la solicitud de </w:t>
       </w:r>
       <w:r>
         <w:rPr>
@@ -4744,6 +4922,7 @@
           <w:szCs w:val="22"/>
           <w:lang w:val="es-PE"/>
         </w:rPr>
+        <w:lastRenderedPageBreak/>
         <w:t>Atentamente,</w:t>
       </w:r>
     </w:p>
@@ -4790,7 +4969,6 @@
           <w:szCs w:val="20"/>
           <w:lang w:val="es-PE"/>
         </w:rPr>
-        <w:lastRenderedPageBreak/>
         <w:t>FIRMADO DIGITALMENTE POR</w:t>
       </w:r>
     </w:p>
@@ -4833,6 +5011,7 @@
         </w:rPr>
         <w:t>(</w:t>
       </w:r>
+      <w:proofErr w:type="spellStart"/>
       <w:r>
         <w:rPr>
           <w:rFonts w:ascii="Arial" w:hAnsi="Arial" w:cs="Arial"/>
@@ -4855,6 +5034,7 @@
         </w:rPr>
         <w:t>XXX</w:t>
       </w:r>
+      <w:proofErr w:type="spellEnd"/>
       <w:r>
         <w:rPr>
           <w:rFonts w:ascii="Arial" w:hAnsi="Arial" w:cs="Arial"/>
@@ -4883,7 +5063,7 @@
 </file>
 
 <file path=word/endnotes.xml><?xml version="1.0" encoding="utf-8"?>
-<w:endnotes xmlns:wpc="http://schemas.microsoft.com/office/word/2010/wordprocessingCanvas" xmlns:cx="http://schemas.microsoft.com/office/drawing/2014/chartex" xmlns:cx1="http://schemas.microsoft.com/office/drawing/2015/9/8/chartex" xmlns:cx2="http://schemas.microsoft.com/office/drawing/2015/10/21/chartex" xmlns:cx3="http://schemas.microsoft.com/office/drawing/2016/5/9/chartex" xmlns:cx4="http://schemas.microsoft.com/office/drawing/2016/5/10/chartex" xmlns:cx5="http://schemas.microsoft.com/office/drawing/2016/5/11/chartex" xmlns:cx6="http://schemas.microsoft.com/office/drawing/2016/5/12/chartex" xmlns:cx7="http://schemas.microsoft.com/office/drawing/2016/5/13/chartex" xmlns:cx8="http://schemas.microsoft.com/office/drawing/2016/5/14/chartex" xmlns:mc="http://schemas.openxmlformats.org/markup-compatibility/2006" xmlns:aink="http://schemas.microsoft.com/office/drawing/2016/ink" xmlns:am3d="http://schemas.microsoft.com/office/drawing/2017/model3d" xmlns:o="urn:schemas-microsoft-com:office:office" xmlns:r="http://schemas.openxmlformats.org/officeDocument/2006/relationships" xmlns:m="http://schemas.openxmlformats.org/officeDocument/2006/math" xmlns:v="urn:schemas-microsoft-com:vml" xmlns:wp14="http://schemas.microsoft.com/office/word/2010/wordprocessingDrawing" xmlns:wp="http://schemas.openxmlformats.org/drawingml/2006/wordprocessingDrawing" xmlns:w10="urn:schemas-microsoft-com:office:word" xmlns:w="http://schemas.openxmlformats.org/wordprocessingml/2006/main" xmlns:w14="http://schemas.microsoft.com/office/word/2010/wordml" xmlns:w15="http://schemas.microsoft.com/office/word/2012/wordml" xmlns:w16cex="http://schemas.microsoft.com/office/word/2018/wordml/cex" xmlns:w16cid="http://schemas.microsoft.com/office/word/2016/wordml/cid" xmlns:w16="http://schemas.microsoft.com/office/word/2018/wordml" xmlns:w16sdtdh="http://schemas.microsoft.com/office/word/2020/wordml/sdtdatahash" xmlns:w16se="http://schemas.microsoft.com/office/word/2015/wordml/symex" xmlns:wpg="http://schemas.microsoft.com/office/word/2010/wordprocessingGroup" xmlns:wpi="http://schemas.microsoft.com/office/word/2010/wordprocessingInk" xmlns:wne="http://schemas.microsoft.com/office/word/2006/wordml" xmlns:wps="http://schemas.microsoft.com/office/word/2010/wordprocessingShape" mc:Ignorable="w14 w15 w16se w16cid w16 w16cex w16sdtdh wp14">
+<w:endnotes xmlns:wpc="http://schemas.microsoft.com/office/word/2010/wordprocessingCanvas" xmlns:cx="http://schemas.microsoft.com/office/drawing/2014/chartex" xmlns:cx1="http://schemas.microsoft.com/office/drawing/2015/9/8/chartex" xmlns:cx2="http://schemas.microsoft.com/office/drawing/2015/10/21/chartex" xmlns:cx3="http://schemas.microsoft.com/office/drawing/2016/5/9/chartex" xmlns:cx4="http://schemas.microsoft.com/office/drawing/2016/5/10/chartex" xmlns:cx5="http://schemas.microsoft.com/office/drawing/2016/5/11/chartex" xmlns:cx6="http://schemas.microsoft.com/office/drawing/2016/5/12/chartex" xmlns:cx7="http://schemas.microsoft.com/office/drawing/2016/5/13/chartex" xmlns:cx8="http://schemas.microsoft.com/office/drawing/2016/5/14/chartex" xmlns:mc="http://schemas.openxmlformats.org/markup-compatibility/2006" xmlns:aink="http://schemas.microsoft.com/office/drawing/2016/ink" xmlns:am3d="http://schemas.microsoft.com/office/drawing/2017/model3d" xmlns:o="urn:schemas-microsoft-com:office:office" xmlns:oel="http://schemas.microsoft.com/office/2019/extlst" xmlns:r="http://schemas.openxmlformats.org/officeDocument/2006/relationships" xmlns:m="http://schemas.openxmlformats.org/officeDocument/2006/math" xmlns:v="urn:schemas-microsoft-com:vml" xmlns:wp14="http://schemas.microsoft.com/office/word/2010/wordprocessingDrawing" xmlns:wp="http://schemas.openxmlformats.org/drawingml/2006/wordprocessingDrawing" xmlns:w10="urn:schemas-microsoft-com:office:word" xmlns:w="http://schemas.openxmlformats.org/wordprocessingml/2006/main" xmlns:w14="http://schemas.microsoft.com/office/word/2010/wordml" xmlns:w15="http://schemas.microsoft.com/office/word/2012/wordml" xmlns:w16cex="http://schemas.microsoft.com/office/word/2018/wordml/cex" xmlns:w16cid="http://schemas.microsoft.com/office/word/2016/wordml/cid" xmlns:w16="http://schemas.microsoft.com/office/word/2018/wordml" xmlns:w16du="http://schemas.microsoft.com/office/word/2023/wordml/word16du" xmlns:w16sdtdh="http://schemas.microsoft.com/office/word/2020/wordml/sdtdatahash" xmlns:w16se="http://schemas.microsoft.com/office/word/2015/wordml/symex" xmlns:wpg="http://schemas.microsoft.com/office/word/2010/wordprocessingGroup" xmlns:wpi="http://schemas.microsoft.com/office/word/2010/wordprocessingInk" xmlns:wne="http://schemas.microsoft.com/office/word/2006/wordml" xmlns:wps="http://schemas.microsoft.com/office/word/2010/wordprocessingShape" mc:Ignorable="w14 w15 w16se w16cid w16 w16cex w16sdtdh w16du wp14">
   <w:endnote w:type="separator" w:id="-1">
     <w:p>
       <w:r>
@@ -4902,7 +5082,7 @@
 </file>
 
 <file path=word/footer1.xml><?xml version="1.0" encoding="utf-8"?>
-<w:ftr xmlns:wpc="http://schemas.microsoft.com/office/word/2010/wordprocessingCanvas" xmlns:cx="http://schemas.microsoft.com/office/drawing/2014/chartex" xmlns:cx1="http://schemas.microsoft.com/office/drawing/2015/9/8/chartex" xmlns:cx2="http://schemas.microsoft.com/office/drawing/2015/10/21/chartex" xmlns:cx3="http://schemas.microsoft.com/office/drawing/2016/5/9/chartex" xmlns:cx4="http://schemas.microsoft.com/office/drawing/2016/5/10/chartex" xmlns:cx5="http://schemas.microsoft.com/office/drawing/2016/5/11/chartex" xmlns:cx6="http://schemas.microsoft.com/office/drawing/2016/5/12/chartex" xmlns:cx7="http://schemas.microsoft.com/office/drawing/2016/5/13/chartex" xmlns:cx8="http://schemas.microsoft.com/office/drawing/2016/5/14/chartex" xmlns:mc="http://schemas.openxmlformats.org/markup-compatibility/2006" xmlns:aink="http://schemas.microsoft.com/office/drawing/2016/ink" xmlns:am3d="http://schemas.microsoft.com/office/drawing/2017/model3d" xmlns:o="urn:schemas-microsoft-com:office:office" xmlns:r="http://schemas.openxmlformats.org/officeDocument/2006/relationships" xmlns:m="http://schemas.openxmlformats.org/officeDocument/2006/math" xmlns:v="urn:schemas-microsoft-com:vml" xmlns:wp14="http://schemas.microsoft.com/office/word/2010/wordprocessingDrawing" xmlns:wp="http://schemas.openxmlformats.org/drawingml/2006/wordprocessingDrawing" xmlns:w10="urn:schemas-microsoft-com:office:word" xmlns:w="http://schemas.openxmlformats.org/wordprocessingml/2006/main" xmlns:w14="http://schemas.microsoft.com/office/word/2010/wordml" xmlns:w15="http://schemas.microsoft.com/office/word/2012/wordml" xmlns:w16cex="http://schemas.microsoft.com/office/word/2018/wordml/cex" xmlns:w16cid="http://schemas.microsoft.com/office/word/2016/wordml/cid" xmlns:w16="http://schemas.microsoft.com/office/word/2018/wordml" xmlns:w16sdtdh="http://schemas.microsoft.com/office/word/2020/wordml/sdtdatahash" xmlns:w16se="http://schemas.microsoft.com/office/word/2015/wordml/symex" xmlns:wpg="http://schemas.microsoft.com/office/word/2010/wordprocessingGroup" xmlns:wpi="http://schemas.microsoft.com/office/word/2010/wordprocessingInk" xmlns:wne="http://schemas.microsoft.com/office/word/2006/wordml" xmlns:wps="http://schemas.microsoft.com/office/word/2010/wordprocessingShape" mc:Ignorable="w14 w15 w16se w16cid w16 w16cex w16sdtdh wp14">
+<w:ftr xmlns:wpc="http://schemas.microsoft.com/office/word/2010/wordprocessingCanvas" xmlns:cx="http://schemas.microsoft.com/office/drawing/2014/chartex" xmlns:cx1="http://schemas.microsoft.com/office/drawing/2015/9/8/chartex" xmlns:cx2="http://schemas.microsoft.com/office/drawing/2015/10/21/chartex" xmlns:cx3="http://schemas.microsoft.com/office/drawing/2016/5/9/chartex" xmlns:cx4="http://schemas.microsoft.com/office/drawing/2016/5/10/chartex" xmlns:cx5="http://schemas.microsoft.com/office/drawing/2016/5/11/chartex" xmlns:cx6="http://schemas.microsoft.com/office/drawing/2016/5/12/chartex" xmlns:cx7="http://schemas.microsoft.com/office/drawing/2016/5/13/chartex" xmlns:cx8="http://schemas.microsoft.com/office/drawing/2016/5/14/chartex" xmlns:mc="http://schemas.openxmlformats.org/markup-compatibility/2006" xmlns:aink="http://schemas.microsoft.com/office/drawing/2016/ink" xmlns:am3d="http://schemas.microsoft.com/office/drawing/2017/model3d" xmlns:o="urn:schemas-microsoft-com:office:office" xmlns:oel="http://schemas.microsoft.com/office/2019/extlst" xmlns:r="http://schemas.openxmlformats.org/officeDocument/2006/relationships" xmlns:m="http://schemas.openxmlformats.org/officeDocument/2006/math" xmlns:v="urn:schemas-microsoft-com:vml" xmlns:wp14="http://schemas.microsoft.com/office/word/2010/wordprocessingDrawing" xmlns:wp="http://schemas.openxmlformats.org/drawingml/2006/wordprocessingDrawing" xmlns:w10="urn:schemas-microsoft-com:office:word" xmlns:w="http://schemas.openxmlformats.org/wordprocessingml/2006/main" xmlns:w14="http://schemas.microsoft.com/office/word/2010/wordml" xmlns:w15="http://schemas.microsoft.com/office/word/2012/wordml" xmlns:w16cex="http://schemas.microsoft.com/office/word/2018/wordml/cex" xmlns:w16cid="http://schemas.microsoft.com/office/word/2016/wordml/cid" xmlns:w16="http://schemas.microsoft.com/office/word/2018/wordml" xmlns:w16du="http://schemas.microsoft.com/office/word/2023/wordml/word16du" xmlns:w16sdtdh="http://schemas.microsoft.com/office/word/2020/wordml/sdtdatahash" xmlns:w16se="http://schemas.microsoft.com/office/word/2015/wordml/symex" xmlns:wpg="http://schemas.microsoft.com/office/word/2010/wordprocessingGroup" xmlns:wpi="http://schemas.microsoft.com/office/word/2010/wordprocessingInk" xmlns:wne="http://schemas.microsoft.com/office/word/2006/wordml" xmlns:wps="http://schemas.microsoft.com/office/word/2010/wordprocessingShape" mc:Ignorable="w14 w15 w16se w16cid w16 w16cex w16sdtdh w16du wp14">
   <w:p>
     <w:pPr>
       <w:pStyle w:val="Piedepgina"/>
@@ -4940,7 +5120,7 @@
 </file>
 
 <file path=word/footer2.xml><?xml version="1.0" encoding="utf-8"?>
-<w:ftr xmlns:wpc="http://schemas.microsoft.com/office/word/2010/wordprocessingCanvas" xmlns:cx="http://schemas.microsoft.com/office/drawing/2014/chartex" xmlns:cx1="http://schemas.microsoft.com/office/drawing/2015/9/8/chartex" xmlns:cx2="http://schemas.microsoft.com/office/drawing/2015/10/21/chartex" xmlns:cx3="http://schemas.microsoft.com/office/drawing/2016/5/9/chartex" xmlns:cx4="http://schemas.microsoft.com/office/drawing/2016/5/10/chartex" xmlns:cx5="http://schemas.microsoft.com/office/drawing/2016/5/11/chartex" xmlns:cx6="http://schemas.microsoft.com/office/drawing/2016/5/12/chartex" xmlns:cx7="http://schemas.microsoft.com/office/drawing/2016/5/13/chartex" xmlns:cx8="http://schemas.microsoft.com/office/drawing/2016/5/14/chartex" xmlns:mc="http://schemas.openxmlformats.org/markup-compatibility/2006" xmlns:aink="http://schemas.microsoft.com/office/drawing/2016/ink" xmlns:am3d="http://schemas.microsoft.com/office/drawing/2017/model3d" xmlns:o="urn:schemas-microsoft-com:office:office" xmlns:r="http://schemas.openxmlformats.org/officeDocument/2006/relationships" xmlns:m="http://schemas.openxmlformats.org/officeDocument/2006/math" xmlns:v="urn:schemas-microsoft-com:vml" xmlns:wp14="http://schemas.microsoft.com/office/word/2010/wordprocessingDrawing" xmlns:wp="http://schemas.openxmlformats.org/drawingml/2006/wordprocessingDrawing" xmlns:w10="urn:schemas-microsoft-com:office:word" xmlns:w="http://schemas.openxmlformats.org/wordprocessingml/2006/main" xmlns:w14="http://schemas.microsoft.com/office/word/2010/wordml" xmlns:w15="http://schemas.microsoft.com/office/word/2012/wordml" xmlns:w16cex="http://schemas.microsoft.com/office/word/2018/wordml/cex" xmlns:w16cid="http://schemas.microsoft.com/office/word/2016/wordml/cid" xmlns:w16="http://schemas.microsoft.com/office/word/2018/wordml" xmlns:w16sdtdh="http://schemas.microsoft.com/office/word/2020/wordml/sdtdatahash" xmlns:w16se="http://schemas.microsoft.com/office/word/2015/wordml/symex" xmlns:wpg="http://schemas.microsoft.com/office/word/2010/wordprocessingGroup" xmlns:wpi="http://schemas.microsoft.com/office/word/2010/wordprocessingInk" xmlns:wne="http://schemas.microsoft.com/office/word/2006/wordml" xmlns:wps="http://schemas.microsoft.com/office/word/2010/wordprocessingShape" mc:Ignorable="w14 w15 w16se w16cid w16 w16cex w16sdtdh wp14">
+<w:ftr xmlns:wpc="http://schemas.microsoft.com/office/word/2010/wordprocessingCanvas" xmlns:cx="http://schemas.microsoft.com/office/drawing/2014/chartex" xmlns:cx1="http://schemas.microsoft.com/office/drawing/2015/9/8/chartex" xmlns:cx2="http://schemas.microsoft.com/office/drawing/2015/10/21/chartex" xmlns:cx3="http://schemas.microsoft.com/office/drawing/2016/5/9/chartex" xmlns:cx4="http://schemas.microsoft.com/office/drawing/2016/5/10/chartex" xmlns:cx5="http://schemas.microsoft.com/office/drawing/2016/5/11/chartex" xmlns:cx6="http://schemas.microsoft.com/office/drawing/2016/5/12/chartex" xmlns:cx7="http://schemas.microsoft.com/office/drawing/2016/5/13/chartex" xmlns:cx8="http://schemas.microsoft.com/office/drawing/2016/5/14/chartex" xmlns:mc="http://schemas.openxmlformats.org/markup-compatibility/2006" xmlns:aink="http://schemas.microsoft.com/office/drawing/2016/ink" xmlns:am3d="http://schemas.microsoft.com/office/drawing/2017/model3d" xmlns:o="urn:schemas-microsoft-com:office:office" xmlns:oel="http://schemas.microsoft.com/office/2019/extlst" xmlns:r="http://schemas.openxmlformats.org/officeDocument/2006/relationships" xmlns:m="http://schemas.openxmlformats.org/officeDocument/2006/math" xmlns:v="urn:schemas-microsoft-com:vml" xmlns:wp14="http://schemas.microsoft.com/office/word/2010/wordprocessingDrawing" xmlns:wp="http://schemas.openxmlformats.org/drawingml/2006/wordprocessingDrawing" xmlns:w10="urn:schemas-microsoft-com:office:word" xmlns:w="http://schemas.openxmlformats.org/wordprocessingml/2006/main" xmlns:w14="http://schemas.microsoft.com/office/word/2010/wordml" xmlns:w15="http://schemas.microsoft.com/office/word/2012/wordml" xmlns:w16cex="http://schemas.microsoft.com/office/word/2018/wordml/cex" xmlns:w16cid="http://schemas.microsoft.com/office/word/2016/wordml/cid" xmlns:w16="http://schemas.microsoft.com/office/word/2018/wordml" xmlns:w16du="http://schemas.microsoft.com/office/word/2023/wordml/word16du" xmlns:w16sdtdh="http://schemas.microsoft.com/office/word/2020/wordml/sdtdatahash" xmlns:w16se="http://schemas.microsoft.com/office/word/2015/wordml/symex" xmlns:wpg="http://schemas.microsoft.com/office/word/2010/wordprocessingGroup" xmlns:wpi="http://schemas.microsoft.com/office/word/2010/wordprocessingInk" xmlns:wne="http://schemas.microsoft.com/office/word/2006/wordml" xmlns:wps="http://schemas.microsoft.com/office/word/2010/wordprocessingShape" mc:Ignorable="w14 w15 w16se w16cid w16 w16cex w16sdtdh w16du wp14">
   <w:p>
     <w:pPr>
       <w:pStyle w:val="Piedepgina"/>
@@ -5009,7 +5189,7 @@
 </file>
 
 <file path=word/footnotes.xml><?xml version="1.0" encoding="utf-8"?>
-<w:footnotes xmlns:wpc="http://schemas.microsoft.com/office/word/2010/wordprocessingCanvas" xmlns:cx="http://schemas.microsoft.com/office/drawing/2014/chartex" xmlns:cx1="http://schemas.microsoft.com/office/drawing/2015/9/8/chartex" xmlns:cx2="http://schemas.microsoft.com/office/drawing/2015/10/21/chartex" xmlns:cx3="http://schemas.microsoft.com/office/drawing/2016/5/9/chartex" xmlns:cx4="http://schemas.microsoft.com/office/drawing/2016/5/10/chartex" xmlns:cx5="http://schemas.microsoft.com/office/drawing/2016/5/11/chartex" xmlns:cx6="http://schemas.microsoft.com/office/drawing/2016/5/12/chartex" xmlns:cx7="http://schemas.microsoft.com/office/drawing/2016/5/13/chartex" xmlns:cx8="http://schemas.microsoft.com/office/drawing/2016/5/14/chartex" xmlns:mc="http://schemas.openxmlformats.org/markup-compatibility/2006" xmlns:aink="http://schemas.microsoft.com/office/drawing/2016/ink" xmlns:am3d="http://schemas.microsoft.com/office/drawing/2017/model3d" xmlns:o="urn:schemas-microsoft-com:office:office" xmlns:r="http://schemas.openxmlformats.org/officeDocument/2006/relationships" xmlns:m="http://schemas.openxmlformats.org/officeDocument/2006/math" xmlns:v="urn:schemas-microsoft-com:vml" xmlns:wp14="http://schemas.microsoft.com/office/word/2010/wordprocessingDrawing" xmlns:wp="http://schemas.openxmlformats.org/drawingml/2006/wordprocessingDrawing" xmlns:w10="urn:schemas-microsoft-com:office:word" xmlns:w="http://schemas.openxmlformats.org/wordprocessingml/2006/main" xmlns:w14="http://schemas.microsoft.com/office/word/2010/wordml" xmlns:w15="http://schemas.microsoft.com/office/word/2012/wordml" xmlns:w16cex="http://schemas.microsoft.com/office/word/2018/wordml/cex" xmlns:w16cid="http://schemas.microsoft.com/office/word/2016/wordml/cid" xmlns:w16="http://schemas.microsoft.com/office/word/2018/wordml" xmlns:w16sdtdh="http://schemas.microsoft.com/office/word/2020/wordml/sdtdatahash" xmlns:w16se="http://schemas.microsoft.com/office/word/2015/wordml/symex" xmlns:wpg="http://schemas.microsoft.com/office/word/2010/wordprocessingGroup" xmlns:wpi="http://schemas.microsoft.com/office/word/2010/wordprocessingInk" xmlns:wne="http://schemas.microsoft.com/office/word/2006/wordml" xmlns:wps="http://schemas.microsoft.com/office/word/2010/wordprocessingShape" mc:Ignorable="w14 w15 w16se w16cid w16 w16cex w16sdtdh wp14">
+<w:footnotes xmlns:wpc="http://schemas.microsoft.com/office/word/2010/wordprocessingCanvas" xmlns:cx="http://schemas.microsoft.com/office/drawing/2014/chartex" xmlns:cx1="http://schemas.microsoft.com/office/drawing/2015/9/8/chartex" xmlns:cx2="http://schemas.microsoft.com/office/drawing/2015/10/21/chartex" xmlns:cx3="http://schemas.microsoft.com/office/drawing/2016/5/9/chartex" xmlns:cx4="http://schemas.microsoft.com/office/drawing/2016/5/10/chartex" xmlns:cx5="http://schemas.microsoft.com/office/drawing/2016/5/11/chartex" xmlns:cx6="http://schemas.microsoft.com/office/drawing/2016/5/12/chartex" xmlns:cx7="http://schemas.microsoft.com/office/drawing/2016/5/13/chartex" xmlns:cx8="http://schemas.microsoft.com/office/drawing/2016/5/14/chartex" xmlns:mc="http://schemas.openxmlformats.org/markup-compatibility/2006" xmlns:aink="http://schemas.microsoft.com/office/drawing/2016/ink" xmlns:am3d="http://schemas.microsoft.com/office/drawing/2017/model3d" xmlns:o="urn:schemas-microsoft-com:office:office" xmlns:oel="http://schemas.microsoft.com/office/2019/extlst" xmlns:r="http://schemas.openxmlformats.org/officeDocument/2006/relationships" xmlns:m="http://schemas.openxmlformats.org/officeDocument/2006/math" xmlns:v="urn:schemas-microsoft-com:vml" xmlns:wp14="http://schemas.microsoft.com/office/word/2010/wordprocessingDrawing" xmlns:wp="http://schemas.openxmlformats.org/drawingml/2006/wordprocessingDrawing" xmlns:w10="urn:schemas-microsoft-com:office:word" xmlns:w="http://schemas.openxmlformats.org/wordprocessingml/2006/main" xmlns:w14="http://schemas.microsoft.com/office/word/2010/wordml" xmlns:w15="http://schemas.microsoft.com/office/word/2012/wordml" xmlns:w16cex="http://schemas.microsoft.com/office/word/2018/wordml/cex" xmlns:w16cid="http://schemas.microsoft.com/office/word/2016/wordml/cid" xmlns:w16="http://schemas.microsoft.com/office/word/2018/wordml" xmlns:w16du="http://schemas.microsoft.com/office/word/2023/wordml/word16du" xmlns:w16sdtdh="http://schemas.microsoft.com/office/word/2020/wordml/sdtdatahash" xmlns:w16se="http://schemas.microsoft.com/office/word/2015/wordml/symex" xmlns:wpg="http://schemas.microsoft.com/office/word/2010/wordprocessingGroup" xmlns:wpi="http://schemas.microsoft.com/office/word/2010/wordprocessingInk" xmlns:wne="http://schemas.microsoft.com/office/word/2006/wordml" xmlns:wps="http://schemas.microsoft.com/office/word/2010/wordprocessingShape" mc:Ignorable="w14 w15 w16se w16cid w16 w16cex w16sdtdh w16du wp14">
   <w:footnote w:type="separator" w:id="-1">
     <w:p>
       <w:r>
@@ -5028,7 +5208,7 @@
 </file>
 
 <file path=word/header1.xml><?xml version="1.0" encoding="utf-8"?>
-<w:hdr xmlns:wpc="http://schemas.microsoft.com/office/word/2010/wordprocessingCanvas" xmlns:cx="http://schemas.microsoft.com/office/drawing/2014/chartex" xmlns:cx1="http://schemas.microsoft.com/office/drawing/2015/9/8/chartex" xmlns:cx2="http://schemas.microsoft.com/office/drawing/2015/10/21/chartex" xmlns:cx3="http://schemas.microsoft.com/office/drawing/2016/5/9/chartex" xmlns:cx4="http://schemas.microsoft.com/office/drawing/2016/5/10/chartex" xmlns:cx5="http://schemas.microsoft.com/office/drawing/2016/5/11/chartex" xmlns:cx6="http://schemas.microsoft.com/office/drawing/2016/5/12/chartex" xmlns:cx7="http://schemas.microsoft.com/office/drawing/2016/5/13/chartex" xmlns:cx8="http://schemas.microsoft.com/office/drawing/2016/5/14/chartex" xmlns:mc="http://schemas.openxmlformats.org/markup-compatibility/2006" xmlns:aink="http://schemas.microsoft.com/office/drawing/2016/ink" xmlns:am3d="http://schemas.microsoft.com/office/drawing/2017/model3d" xmlns:o="urn:schemas-microsoft-com:office:office" xmlns:r="http://schemas.openxmlformats.org/officeDocument/2006/relationships" xmlns:m="http://schemas.openxmlformats.org/officeDocument/2006/math" xmlns:v="urn:schemas-microsoft-com:vml" xmlns:wp14="http://schemas.microsoft.com/office/word/2010/wordprocessingDrawing" xmlns:wp="http://schemas.openxmlformats.org/drawingml/2006/wordprocessingDrawing" xmlns:w10="urn:schemas-microsoft-com:office:word" xmlns:w="http://schemas.openxmlformats.org/wordprocessingml/2006/main" xmlns:w14="http://schemas.microsoft.com/office/word/2010/wordml" xmlns:w15="http://schemas.microsoft.com/office/word/2012/wordml" xmlns:w16cex="http://schemas.microsoft.com/office/word/2018/wordml/cex" xmlns:w16cid="http://schemas.microsoft.com/office/word/2016/wordml/cid" xmlns:w16="http://schemas.microsoft.com/office/word/2018/wordml" xmlns:w16sdtdh="http://schemas.microsoft.com/office/word/2020/wordml/sdtdatahash" xmlns:w16se="http://schemas.microsoft.com/office/word/2015/wordml/symex" xmlns:wpg="http://schemas.microsoft.com/office/word/2010/wordprocessingGroup" xmlns:wpi="http://schemas.microsoft.com/office/word/2010/wordprocessingInk" xmlns:wne="http://schemas.microsoft.com/office/word/2006/wordml" xmlns:wps="http://schemas.microsoft.com/office/word/2010/wordprocessingShape" mc:Ignorable="w14 w15 w16se w16cid w16 w16cex w16sdtdh wp14">
+<w:hdr xmlns:wpc="http://schemas.microsoft.com/office/word/2010/wordprocessingCanvas" xmlns:cx="http://schemas.microsoft.com/office/drawing/2014/chartex" xmlns:cx1="http://schemas.microsoft.com/office/drawing/2015/9/8/chartex" xmlns:cx2="http://schemas.microsoft.com/office/drawing/2015/10/21/chartex" xmlns:cx3="http://schemas.microsoft.com/office/drawing/2016/5/9/chartex" xmlns:cx4="http://schemas.microsoft.com/office/drawing/2016/5/10/chartex" xmlns:cx5="http://schemas.microsoft.com/office/drawing/2016/5/11/chartex" xmlns:cx6="http://schemas.microsoft.com/office/drawing/2016/5/12/chartex" xmlns:cx7="http://schemas.microsoft.com/office/drawing/2016/5/13/chartex" xmlns:cx8="http://schemas.microsoft.com/office/drawing/2016/5/14/chartex" xmlns:mc="http://schemas.openxmlformats.org/markup-compatibility/2006" xmlns:aink="http://schemas.microsoft.com/office/drawing/2016/ink" xmlns:am3d="http://schemas.microsoft.com/office/drawing/2017/model3d" xmlns:o="urn:schemas-microsoft-com:office:office" xmlns:oel="http://schemas.microsoft.com/office/2019/extlst" xmlns:r="http://schemas.openxmlformats.org/officeDocument/2006/relationships" xmlns:m="http://schemas.openxmlformats.org/officeDocument/2006/math" xmlns:v="urn:schemas-microsoft-com:vml" xmlns:wp14="http://schemas.microsoft.com/office/word/2010/wordprocessingDrawing" xmlns:wp="http://schemas.openxmlformats.org/drawingml/2006/wordprocessingDrawing" xmlns:w10="urn:schemas-microsoft-com:office:word" xmlns:w="http://schemas.openxmlformats.org/wordprocessingml/2006/main" xmlns:w14="http://schemas.microsoft.com/office/word/2010/wordml" xmlns:w15="http://schemas.microsoft.com/office/word/2012/wordml" xmlns:w16cex="http://schemas.microsoft.com/office/word/2018/wordml/cex" xmlns:w16cid="http://schemas.microsoft.com/office/word/2016/wordml/cid" xmlns:w16="http://schemas.microsoft.com/office/word/2018/wordml" xmlns:w16du="http://schemas.microsoft.com/office/word/2023/wordml/word16du" xmlns:w16sdtdh="http://schemas.microsoft.com/office/word/2020/wordml/sdtdatahash" xmlns:w16se="http://schemas.microsoft.com/office/word/2015/wordml/symex" xmlns:wpg="http://schemas.microsoft.com/office/word/2010/wordprocessingGroup" xmlns:wpi="http://schemas.microsoft.com/office/word/2010/wordprocessingInk" xmlns:wne="http://schemas.microsoft.com/office/word/2006/wordml" xmlns:wps="http://schemas.microsoft.com/office/word/2010/wordprocessingShape" mc:Ignorable="w14 w15 w16se w16cid w16 w16cex w16sdtdh w16du wp14">
   <w:p>
     <w:pPr>
       <w:pStyle w:val="Encabezado"/>
@@ -5095,7 +5275,7 @@
 </file>
 
 <file path=word/header2.xml><?xml version="1.0" encoding="utf-8"?>
-<w:hdr xmlns:wpc="http://schemas.microsoft.com/office/word/2010/wordprocessingCanvas" xmlns:cx="http://schemas.microsoft.com/office/drawing/2014/chartex" xmlns:cx1="http://schemas.microsoft.com/office/drawing/2015/9/8/chartex" xmlns:cx2="http://schemas.microsoft.com/office/drawing/2015/10/21/chartex" xmlns:cx3="http://schemas.microsoft.com/office/drawing/2016/5/9/chartex" xmlns:cx4="http://schemas.microsoft.com/office/drawing/2016/5/10/chartex" xmlns:cx5="http://schemas.microsoft.com/office/drawing/2016/5/11/chartex" xmlns:cx6="http://schemas.microsoft.com/office/drawing/2016/5/12/chartex" xmlns:cx7="http://schemas.microsoft.com/office/drawing/2016/5/13/chartex" xmlns:cx8="http://schemas.microsoft.com/office/drawing/2016/5/14/chartex" xmlns:mc="http://schemas.openxmlformats.org/markup-compatibility/2006" xmlns:aink="http://schemas.microsoft.com/office/drawing/2016/ink" xmlns:am3d="http://schemas.microsoft.com/office/drawing/2017/model3d" xmlns:o="urn:schemas-microsoft-com:office:office" xmlns:r="http://schemas.openxmlformats.org/officeDocument/2006/relationships" xmlns:m="http://schemas.openxmlformats.org/officeDocument/2006/math" xmlns:v="urn:schemas-microsoft-com:vml" xmlns:wp14="http://schemas.microsoft.com/office/word/2010/wordprocessingDrawing" xmlns:wp="http://schemas.openxmlformats.org/drawingml/2006/wordprocessingDrawing" xmlns:w10="urn:schemas-microsoft-com:office:word" xmlns:w="http://schemas.openxmlformats.org/wordprocessingml/2006/main" xmlns:w14="http://schemas.microsoft.com/office/word/2010/wordml" xmlns:w15="http://schemas.microsoft.com/office/word/2012/wordml" xmlns:w16cex="http://schemas.microsoft.com/office/word/2018/wordml/cex" xmlns:w16cid="http://schemas.microsoft.com/office/word/2016/wordml/cid" xmlns:w16="http://schemas.microsoft.com/office/word/2018/wordml" xmlns:w16sdtdh="http://schemas.microsoft.com/office/word/2020/wordml/sdtdatahash" xmlns:w16se="http://schemas.microsoft.com/office/word/2015/wordml/symex" xmlns:wpg="http://schemas.microsoft.com/office/word/2010/wordprocessingGroup" xmlns:wpi="http://schemas.microsoft.com/office/word/2010/wordprocessingInk" xmlns:wne="http://schemas.microsoft.com/office/word/2006/wordml" xmlns:wps="http://schemas.microsoft.com/office/word/2010/wordprocessingShape" mc:Ignorable="w14 w15 w16se w16cid w16 w16cex w16sdtdh wp14">
+<w:hdr xmlns:wpc="http://schemas.microsoft.com/office/word/2010/wordprocessingCanvas" xmlns:cx="http://schemas.microsoft.com/office/drawing/2014/chartex" xmlns:cx1="http://schemas.microsoft.com/office/drawing/2015/9/8/chartex" xmlns:cx2="http://schemas.microsoft.com/office/drawing/2015/10/21/chartex" xmlns:cx3="http://schemas.microsoft.com/office/drawing/2016/5/9/chartex" xmlns:cx4="http://schemas.microsoft.com/office/drawing/2016/5/10/chartex" xmlns:cx5="http://schemas.microsoft.com/office/drawing/2016/5/11/chartex" xmlns:cx6="http://schemas.microsoft.com/office/drawing/2016/5/12/chartex" xmlns:cx7="http://schemas.microsoft.com/office/drawing/2016/5/13/chartex" xmlns:cx8="http://schemas.microsoft.com/office/drawing/2016/5/14/chartex" xmlns:mc="http://schemas.openxmlformats.org/markup-compatibility/2006" xmlns:aink="http://schemas.microsoft.com/office/drawing/2016/ink" xmlns:am3d="http://schemas.microsoft.com/office/drawing/2017/model3d" xmlns:o="urn:schemas-microsoft-com:office:office" xmlns:oel="http://schemas.microsoft.com/office/2019/extlst" xmlns:r="http://schemas.openxmlformats.org/officeDocument/2006/relationships" xmlns:m="http://schemas.openxmlformats.org/officeDocument/2006/math" xmlns:v="urn:schemas-microsoft-com:vml" xmlns:wp14="http://schemas.microsoft.com/office/word/2010/wordprocessingDrawing" xmlns:wp="http://schemas.openxmlformats.org/drawingml/2006/wordprocessingDrawing" xmlns:w10="urn:schemas-microsoft-com:office:word" xmlns:w="http://schemas.openxmlformats.org/wordprocessingml/2006/main" xmlns:w14="http://schemas.microsoft.com/office/word/2010/wordml" xmlns:w15="http://schemas.microsoft.com/office/word/2012/wordml" xmlns:w16cex="http://schemas.microsoft.com/office/word/2018/wordml/cex" xmlns:w16cid="http://schemas.microsoft.com/office/word/2016/wordml/cid" xmlns:w16="http://schemas.microsoft.com/office/word/2018/wordml" xmlns:w16du="http://schemas.microsoft.com/office/word/2023/wordml/word16du" xmlns:w16sdtdh="http://schemas.microsoft.com/office/word/2020/wordml/sdtdatahash" xmlns:w16se="http://schemas.microsoft.com/office/word/2015/wordml/symex" xmlns:wpg="http://schemas.microsoft.com/office/word/2010/wordprocessingGroup" xmlns:wpi="http://schemas.microsoft.com/office/word/2010/wordprocessingInk" xmlns:wne="http://schemas.microsoft.com/office/word/2006/wordml" xmlns:wps="http://schemas.microsoft.com/office/word/2010/wordprocessingShape" mc:Ignorable="w14 w15 w16se w16cid w16 w16cex w16sdtdh w16du wp14">
   <w:p>
     <w:pPr>
       <w:pStyle w:val="Encabezado"/>
@@ -5162,7 +5342,7 @@
 </file>
 
 <file path=word/numbering.xml><?xml version="1.0" encoding="utf-8"?>
-<w:numbering xmlns:wpc="http://schemas.microsoft.com/office/word/2010/wordprocessingCanvas" xmlns:cx="http://schemas.microsoft.com/office/drawing/2014/chartex" xmlns:cx1="http://schemas.microsoft.com/office/drawing/2015/9/8/chartex" xmlns:cx2="http://schemas.microsoft.com/office/drawing/2015/10/21/chartex" xmlns:cx3="http://schemas.microsoft.com/office/drawing/2016/5/9/chartex" xmlns:cx4="http://schemas.microsoft.com/office/drawing/2016/5/10/chartex" xmlns:cx5="http://schemas.microsoft.com/office/drawing/2016/5/11/chartex" xmlns:cx6="http://schemas.microsoft.com/office/drawing/2016/5/12/chartex" xmlns:cx7="http://schemas.microsoft.com/office/drawing/2016/5/13/chartex" xmlns:cx8="http://schemas.microsoft.com/office/drawing/2016/5/14/chartex" xmlns:mc="http://schemas.openxmlformats.org/markup-compatibility/2006" xmlns:aink="http://schemas.microsoft.com/office/drawing/2016/ink" xmlns:am3d="http://schemas.microsoft.com/office/drawing/2017/model3d" xmlns:o="urn:schemas-microsoft-com:office:office" xmlns:r="http://schemas.openxmlformats.org/officeDocument/2006/relationships" xmlns:m="http://schemas.openxmlformats.org/officeDocument/2006/math" xmlns:v="urn:schemas-microsoft-com:vml" xmlns:wp14="http://schemas.microsoft.com/office/word/2010/wordprocessingDrawing" xmlns:wp="http://schemas.openxmlformats.org/drawingml/2006/wordprocessingDrawing" xmlns:w10="urn:schemas-microsoft-com:office:word" xmlns:w="http://schemas.openxmlformats.org/wordprocessingml/2006/main" xmlns:w14="http://schemas.microsoft.com/office/word/2010/wordml" xmlns:w15="http://schemas.microsoft.com/office/word/2012/wordml" xmlns:w16cex="http://schemas.microsoft.com/office/word/2018/wordml/cex" xmlns:w16cid="http://schemas.microsoft.com/office/word/2016/wordml/cid" xmlns:w16="http://schemas.microsoft.com/office/word/2018/wordml" xmlns:w16sdtdh="http://schemas.microsoft.com/office/word/2020/wordml/sdtdatahash" xmlns:w16se="http://schemas.microsoft.com/office/word/2015/wordml/symex" xmlns:wpg="http://schemas.microsoft.com/office/word/2010/wordprocessingGroup" xmlns:wpi="http://schemas.microsoft.com/office/word/2010/wordprocessingInk" xmlns:wne="http://schemas.microsoft.com/office/word/2006/wordml" xmlns:wps="http://schemas.microsoft.com/office/word/2010/wordprocessingShape" mc:Ignorable="w14 w15 w16se w16cid w16 w16cex w16sdtdh wp14">
+<w:numbering xmlns:wpc="http://schemas.microsoft.com/office/word/2010/wordprocessingCanvas" xmlns:cx="http://schemas.microsoft.com/office/drawing/2014/chartex" xmlns:cx1="http://schemas.microsoft.com/office/drawing/2015/9/8/chartex" xmlns:cx2="http://schemas.microsoft.com/office/drawing/2015/10/21/chartex" xmlns:cx3="http://schemas.microsoft.com/office/drawing/2016/5/9/chartex" xmlns:cx4="http://schemas.microsoft.com/office/drawing/2016/5/10/chartex" xmlns:cx5="http://schemas.microsoft.com/office/drawing/2016/5/11/chartex" xmlns:cx6="http://schemas.microsoft.com/office/drawing/2016/5/12/chartex" xmlns:cx7="http://schemas.microsoft.com/office/drawing/2016/5/13/chartex" xmlns:cx8="http://schemas.microsoft.com/office/drawing/2016/5/14/chartex" xmlns:mc="http://schemas.openxmlformats.org/markup-compatibility/2006" xmlns:aink="http://schemas.microsoft.com/office/drawing/2016/ink" xmlns:am3d="http://schemas.microsoft.com/office/drawing/2017/model3d" xmlns:o="urn:schemas-microsoft-com:office:office" xmlns:oel="http://schemas.microsoft.com/office/2019/extlst" xmlns:r="http://schemas.openxmlformats.org/officeDocument/2006/relationships" xmlns:m="http://schemas.openxmlformats.org/officeDocument/2006/math" xmlns:v="urn:schemas-microsoft-com:vml" xmlns:wp14="http://schemas.microsoft.com/office/word/2010/wordprocessingDrawing" xmlns:wp="http://schemas.openxmlformats.org/drawingml/2006/wordprocessingDrawing" xmlns:w10="urn:schemas-microsoft-com:office:word" xmlns:w="http://schemas.openxmlformats.org/wordprocessingml/2006/main" xmlns:w14="http://schemas.microsoft.com/office/word/2010/wordml" xmlns:w15="http://schemas.microsoft.com/office/word/2012/wordml" xmlns:w16cex="http://schemas.microsoft.com/office/word/2018/wordml/cex" xmlns:w16cid="http://schemas.microsoft.com/office/word/2016/wordml/cid" xmlns:w16="http://schemas.microsoft.com/office/word/2018/wordml" xmlns:w16du="http://schemas.microsoft.com/office/word/2023/wordml/word16du" xmlns:w16sdtdh="http://schemas.microsoft.com/office/word/2020/wordml/sdtdatahash" xmlns:w16se="http://schemas.microsoft.com/office/word/2015/wordml/symex" xmlns:wpg="http://schemas.microsoft.com/office/word/2010/wordprocessingGroup" xmlns:wpi="http://schemas.microsoft.com/office/word/2010/wordprocessingInk" xmlns:wne="http://schemas.microsoft.com/office/word/2006/wordml" xmlns:wps="http://schemas.microsoft.com/office/word/2010/wordprocessingShape" mc:Ignorable="w14 w15 w16se w16cid w16 w16cex w16sdtdh w16du wp14">
   <w:abstractNum w:abstractNumId="0" w15:restartNumberingAfterBreak="0">
     <w:nsid w:val="001C53CA"/>
     <w:multiLevelType w:val="multilevel"/>
@@ -6387,41 +6567,41 @@
       </w:rPr>
     </w:lvl>
   </w:abstractNum>
-  <w:num w:numId="1">
+  <w:num w:numId="1" w16cid:durableId="101265485">
     <w:abstractNumId w:val="3"/>
   </w:num>
-  <w:num w:numId="2">
+  <w:num w:numId="2" w16cid:durableId="1495419171">
     <w:abstractNumId w:val="9"/>
   </w:num>
-  <w:num w:numId="3">
+  <w:num w:numId="3" w16cid:durableId="1462383509">
     <w:abstractNumId w:val="6"/>
   </w:num>
-  <w:num w:numId="4">
+  <w:num w:numId="4" w16cid:durableId="1339499205">
     <w:abstractNumId w:val="8"/>
   </w:num>
-  <w:num w:numId="5">
+  <w:num w:numId="5" w16cid:durableId="1560479213">
     <w:abstractNumId w:val="5"/>
   </w:num>
-  <w:num w:numId="6">
+  <w:num w:numId="6" w16cid:durableId="573467187">
     <w:abstractNumId w:val="2"/>
   </w:num>
-  <w:num w:numId="7">
+  <w:num w:numId="7" w16cid:durableId="1547447843">
     <w:abstractNumId w:val="4"/>
   </w:num>
-  <w:num w:numId="8">
+  <w:num w:numId="8" w16cid:durableId="706563739">
     <w:abstractNumId w:val="1"/>
   </w:num>
-  <w:num w:numId="9">
+  <w:num w:numId="9" w16cid:durableId="1836148831">
     <w:abstractNumId w:val="7"/>
   </w:num>
-  <w:num w:numId="10">
+  <w:num w:numId="10" w16cid:durableId="1988319401">
     <w:abstractNumId w:val="0"/>
   </w:num>
 </w:numbering>
 </file>
 
 <file path=word/styles.xml><?xml version="1.0" encoding="utf-8"?>
-<w:styles xmlns:mc="http://schemas.openxmlformats.org/markup-compatibility/2006" xmlns:r="http://schemas.openxmlformats.org/officeDocument/2006/relationships" xmlns:w="http://schemas.openxmlformats.org/wordprocessingml/2006/main" xmlns:w14="http://schemas.microsoft.com/office/word/2010/wordml" xmlns:w15="http://schemas.microsoft.com/office/word/2012/wordml" xmlns:w16cex="http://schemas.microsoft.com/office/word/2018/wordml/cex" xmlns:w16cid="http://schemas.microsoft.com/office/word/2016/wordml/cid" xmlns:w16="http://schemas.microsoft.com/office/word/2018/wordml" xmlns:w16sdtdh="http://schemas.microsoft.com/office/word/2020/wordml/sdtdatahash" xmlns:w16se="http://schemas.microsoft.com/office/word/2015/wordml/symex" mc:Ignorable="w14 w15 w16se w16cid w16 w16cex w16sdtdh">
+<w:styles xmlns:mc="http://schemas.openxmlformats.org/markup-compatibility/2006" xmlns:r="http://schemas.openxmlformats.org/officeDocument/2006/relationships" xmlns:w="http://schemas.openxmlformats.org/wordprocessingml/2006/main" xmlns:w14="http://schemas.microsoft.com/office/word/2010/wordml" xmlns:w15="http://schemas.microsoft.com/office/word/2012/wordml" xmlns:w16cex="http://schemas.microsoft.com/office/word/2018/wordml/cex" xmlns:w16cid="http://schemas.microsoft.com/office/word/2016/wordml/cid" xmlns:w16="http://schemas.microsoft.com/office/word/2018/wordml" xmlns:w16du="http://schemas.microsoft.com/office/word/2023/wordml/word16du" xmlns:w16sdtdh="http://schemas.microsoft.com/office/word/2020/wordml/sdtdatahash" xmlns:w16se="http://schemas.microsoft.com/office/word/2015/wordml/symex" mc:Ignorable="w14 w15 w16se w16cid w16 w16cex w16sdtdh w16du">
   <w:docDefaults>
     <w:rPrDefault>
       <w:rPr>
